--- a/bao_cao_rare_pattern_mining.docx
+++ b/bao_cao_rare_pattern_mining.docx
@@ -34,32 +34,6 @@
         <w:t xml:space="preserve">Tháng 6 năm 2026</w:t>
       </w:r>
     </w:p>
-    <w:sdt>
-      <w:sdtPr>
-        <w:docPartObj>
-          <w:docPartGallery w:val="Table of Contents"/>
-          <w:docPartUnique/>
-        </w:docPartObj>
-      </w:sdtPr>
-      <w:sdtContent>
-        <w:p>
-          <w:pPr>
-            <w:pStyle w:val="TOCHeading"/>
-          </w:pPr>
-          <w:r>
-            <w:t xml:space="preserve">Table of Contents</w:t>
-          </w:r>
-        </w:p>
-        <w:p>
-          <w:r>
-            <w:fldChar w:fldCharType="begin" w:dirty="true"/>
-            <w:instrText xml:space="preserve">TOC \o "1-2" \h \z \u</w:instrText>
-            <w:fldChar w:fldCharType="separate"/>
-            <w:fldChar w:fldCharType="end"/>
-          </w:r>
-        </w:p>
-      </w:sdtContent>
-    </w:sdt>
     <w:bookmarkStart w:id="9" w:name="tóm-tắt"/>
     <w:p>
       <w:pPr>
@@ -116,13 +90,13 @@
         <w:t xml:space="preserve"> </w:t>
       </w:r>
       <w:r>
-        <w:t xml:space="preserve">chiếu với từng con số trong bài giảng — đạt 100%, đồng thời phát hiện một thiếu sót</w:t>
-      </w:r>
-      <w:r>
-        <w:t xml:space="preserve"> </w:t>
-      </w:r>
-      <w:r>
-        <w:t xml:space="preserve">nhỏ trong danh sách kết quả FIM của slide. Thực nghiệm trên bộ dữ liệu UCI Mushroom</w:t>
+        <w:t xml:space="preserve">chiếu với kết quả tính tay trên ví dụ minh họa — đạt 100%. Thực nghiệm trên bộ dữ</w:t>
+      </w:r>
+      <w:r>
+        <w:t xml:space="preserve"> </w:t>
+      </w:r>
+      <w:r>
+        <w:t xml:space="preserve">liệu UCI Mushroom</w:t>
       </w:r>
       <w:r>
         <w:t xml:space="preserve"> </w:t>
@@ -1491,7 +1465,7 @@
           <w:b/>
           <w:bCs/>
         </w:rPr>
-        <w:t xml:space="preserve">Ví dụ chạy xuyên suốt.</w:t>
+        <w:t xml:space="preserve">Ví dụ.</w:t>
       </w:r>
       <w:r>
         <w:t xml:space="preserve"> </w:t>
@@ -10097,13 +10071,13 @@
       </w:r>
     </w:p>
     <w:bookmarkEnd w:id="30"/>
-    <w:bookmarkStart w:id="31" w:name="kiểm-chứng-đúng-đắn-trên-ví-dụ-bài-giảng"/>
+    <w:bookmarkStart w:id="31" w:name="kiểm-chứng-đúng-đắn-trên-ví-dụ-minh-họa"/>
     <w:p>
       <w:pPr>
         <w:pStyle w:val="Heading2"/>
       </w:pPr>
       <w:r>
-        <w:t xml:space="preserve">4.2. Kiểm chứng đúng đắn trên ví dụ bài giảng</w:t>
+        <w:t xml:space="preserve">4.2. Kiểm chứng đúng đắn trên ví dụ minh họa</w:t>
       </w:r>
     </w:p>
     <w:p>
@@ -10172,7 +10146,7 @@
         <w:t xml:space="preserve"> </w:t>
       </w:r>
       <w:r>
-        <w:t xml:space="preserve">in trong bài giảng: 19 câu lệnh assert phủ FIM, AprioriRare, AprioriInverse,</w:t>
+        <w:t xml:space="preserve">kỳ vọng đã tính tay trên ví dụ minh họa (bảng 2.1): 19 câu lệnh assert phủ FIM, AprioriRare, AprioriInverse,</w:t>
       </w:r>
       <w:r>
         <w:t xml:space="preserve"> </w:t>
@@ -10516,168 +10490,12 @@
         </w:numPr>
       </w:pPr>
       <w:r>
-        <w:t xml:space="preserve">bond, all-confidence: khớp toàn bộ giá trị trong bài giảng, kể cả Tính chất 1 (khớp)</w:t>
+        <w:t xml:space="preserve">bond, all-confidence: khớp toàn bộ giá trị kỳ vọng, kể cả Tính chất 1 (khớp)</w:t>
       </w:r>
     </w:p>
     <w:p>
       <w:pPr>
         <w:pStyle w:val="FirstParagraph"/>
-      </w:pPr>
-      <w:r>
-        <w:t xml:space="preserve">Quá trình kiểm chứng phát hiện một</w:t>
-      </w:r>
-      <w:r>
-        <w:t xml:space="preserve"> </w:t>
-      </w:r>
-      <w:r>
-        <w:rPr>
-          <w:b/>
-          <w:bCs/>
-        </w:rPr>
-        <w:t xml:space="preserve">thiếu sót nhỏ trong slide bài giảng</w:t>
-      </w:r>
-      <w:r>
-        <w:t xml:space="preserve">: danh sách</w:t>
-      </w:r>
-      <w:r>
-        <w:t xml:space="preserve"> </w:t>
-      </w:r>
-      <w:r>
-        <w:t xml:space="preserve">chữ ở trang</w:t>
-      </w:r>
-      <w:r>
-        <w:t xml:space="preserve"> </w:t>
-      </w:r>
-      <w:r>
-        <w:t xml:space="preserve">“Example”</w:t>
-      </w:r>
-      <w:r>
-        <w:t xml:space="preserve"> </w:t>
-      </w:r>
-      <w:r>
-        <w:t xml:space="preserve">(FIM,</w:t>
-      </w:r>
-      <w:r>
-        <w:t xml:space="preserve"> </w:t>
-      </w:r>
-      <m:oMath>
-        <m:r>
-          <m:t>m</m:t>
-        </m:r>
-        <m:r>
-          <m:t>i</m:t>
-        </m:r>
-        <m:r>
-          <m:t>n</m:t>
-        </m:r>
-        <m:r>
-          <m:t>s</m:t>
-        </m:r>
-        <m:r>
-          <m:t>u</m:t>
-        </m:r>
-        <m:r>
-          <m:t>p</m:t>
-        </m:r>
-        <m:r>
-          <m:rPr>
-            <m:sty m:val="p"/>
-          </m:rPr>
-          <m:t>=</m:t>
-        </m:r>
-        <m:r>
-          <m:t>2</m:t>
-        </m:r>
-      </m:oMath>
-      <w:r>
-        <w:t xml:space="preserve">) liệt kê 10 itemset phổ biến, bỏ sót</w:t>
-      </w:r>
-      <w:r>
-        <w:t xml:space="preserve"> </w:t>
-      </w:r>
-      <w:r>
-        <w:rPr>
-          <w:b/>
-          <w:bCs/>
-        </w:rPr>
-        <w:t xml:space="preserve">{pasta, orange, cake}</w:t>
-      </w:r>
-      <w:r>
-        <w:t xml:space="preserve"> </w:t>
-      </w:r>
-      <w:r>
-        <w:t xml:space="preserve">(</w:t>
-      </w:r>
-      <m:oMath>
-        <m:r>
-          <m:t>s</m:t>
-        </m:r>
-        <m:r>
-          <m:t>u</m:t>
-        </m:r>
-        <m:r>
-          <m:t>p</m:t>
-        </m:r>
-        <m:r>
-          <m:rPr>
-            <m:sty m:val="p"/>
-          </m:rPr>
-          <m:t>=</m:t>
-        </m:r>
-        <m:r>
-          <m:t>2</m:t>
-        </m:r>
-      </m:oMath>
-      <w:r>
-        <w:t xml:space="preserve">, xuất hiện trong T3 và T4). Hình lattice ở đầu</w:t>
-      </w:r>
-      <w:r>
-        <w:t xml:space="preserve"> </w:t>
-      </w:r>
-      <w:r>
-        <w:t xml:space="preserve">slide lại vẽ đúng node</w:t>
-      </w:r>
-      <w:r>
-        <w:t xml:space="preserve"> </w:t>
-      </w:r>
-      <w:r>
-        <w:rPr>
-          <w:rStyle w:val="VerbatimChar"/>
-        </w:rPr>
-        <w:t xml:space="preserve">poc</w:t>
-      </w:r>
-      <w:r>
-        <w:t xml:space="preserve"> </w:t>
-      </w:r>
-      <w:r>
-        <w:t xml:space="preserve">thuộc vùng phổ biến — tức kết quả đúng là</w:t>
-      </w:r>
-      <w:r>
-        <w:t xml:space="preserve"> </w:t>
-      </w:r>
-      <w:r>
-        <w:rPr>
-          <w:b/>
-          <w:bCs/>
-        </w:rPr>
-        <w:t xml:space="preserve">11</w:t>
-      </w:r>
-      <w:r>
-        <w:t xml:space="preserve"> </w:t>
-      </w:r>
-      <w:r>
-        <w:t xml:space="preserve">itemset.</w:t>
-      </w:r>
-      <w:r>
-        <w:t xml:space="preserve"> </w:t>
-      </w:r>
-      <w:r>
-        <w:t xml:space="preserve">Việc đối chiếu tự động giúp phát hiện loại sai lệch này một cách hệ thống.</w:t>
-      </w:r>
-    </w:p>
-    <w:p>
-      <w:pPr>
-        <w:pStyle w:val="BodyText"/>
       </w:pPr>
       <w:r>
         <w:t xml:space="preserve">Bảng độ đo cặp cho {pasta, cake} minh họa trực quan vấn đề mẫu giả (mục 2.3):</w:t>
@@ -13274,13 +13092,7 @@
         <w:t xml:space="preserve"> </w:t>
       </w:r>
       <w:r>
-        <w:t xml:space="preserve">với mọi con số trong ví dụ bài giảng (quá trình này còn phát hiện một</w:t>
-      </w:r>
-      <w:r>
-        <w:t xml:space="preserve"> </w:t>
-      </w:r>
-      <w:r>
-        <w:t xml:space="preserve">thiếu sót nhỏ trong danh sách kết quả FIM của slide). Thực nghiệm trên UCI Mushroom</w:t>
+        <w:t xml:space="preserve">với mọi con số trong ví dụ minh họa. Thực nghiệm trên UCI Mushroom</w:t>
       </w:r>
       <w:r>
         <w:t xml:space="preserve"> </w:t>

--- a/bao_cao_rare_pattern_mining.docx
+++ b/bao_cao_rare_pattern_mining.docx
@@ -120,19 +120,88 @@
         <w:t xml:space="preserve"> </w:t>
       </w:r>
       <w:r>
-        <w:t xml:space="preserve">bond = 1 mà CORI phát hiện. Báo cáo khép lại bằng tổng quan bốn dòng nghiên cứu</w:t>
-      </w:r>
-      <w:r>
-        <w:t xml:space="preserve"> </w:t>
-      </w:r>
-      <w:r>
-        <w:t xml:space="preserve">2021–2026: mở rộng biểu diễn dữ liệu, kết hợp tiện ích, bảo vệ quyền riêng tư và các</w:t>
-      </w:r>
-      <w:r>
-        <w:t xml:space="preserve"> </w:t>
-      </w:r>
-      <w:r>
-        <w:t xml:space="preserve">ứng dụng y tế/công nghiệp.</w:t>
+        <w:t xml:space="preserve">bond = 1 mà CORI phát hiện. Trên cơ sở chọn CORI làm phương pháp trọng tâm, báo cáo</w:t>
+      </w:r>
+      <w:r>
+        <w:t xml:space="preserve"> </w:t>
+      </w:r>
+      <w:r>
+        <w:rPr>
+          <w:b/>
+          <w:bCs/>
+        </w:rPr>
+        <w:t xml:space="preserve">đề xuất cải tiến CORI+</w:t>
+      </w:r>
+      <w:r>
+        <w:t xml:space="preserve">: dùng cận trên all-confidence (</w:t>
+      </w:r>
+      <m:oMath>
+        <m:r>
+          <m:t>b</m:t>
+        </m:r>
+        <m:r>
+          <m:t>o</m:t>
+        </m:r>
+        <m:r>
+          <m:t>n</m:t>
+        </m:r>
+        <m:r>
+          <m:t>d</m:t>
+        </m:r>
+        <m:r>
+          <m:rPr>
+            <m:sty m:val="p"/>
+          </m:rPr>
+          <m:t>≤</m:t>
+        </m:r>
+        <m:r>
+          <m:t>a</m:t>
+        </m:r>
+        <m:r>
+          <m:t>l</m:t>
+        </m:r>
+        <m:r>
+          <m:t>l</m:t>
+        </m:r>
+        <m:r>
+          <m:t>c</m:t>
+        </m:r>
+        <m:r>
+          <m:t>o</m:t>
+        </m:r>
+        <m:r>
+          <m:t>n</m:t>
+        </m:r>
+        <m:r>
+          <m:t>f</m:t>
+        </m:r>
+      </m:oMath>
+      <w:r>
+        <w:t xml:space="preserve">) để né phần</w:t>
+      </w:r>
+      <w:r>
+        <w:t xml:space="preserve"> </w:t>
+      </w:r>
+      <w:r>
+        <w:t xml:space="preserve">lớn phép hợp DTID-List tốn kém — giữ nguyên kết quả (đã kiểm chứng trùng khớp CORI) nhưng</w:t>
+      </w:r>
+      <w:r>
+        <w:t xml:space="preserve"> </w:t>
+      </w:r>
+      <w:r>
+        <w:t xml:space="preserve">né 96–98% phép hợp và tăng tốc 4.2×–5.4× trên Mushroom. Báo cáo khép lại bằng tổng quan</w:t>
+      </w:r>
+      <w:r>
+        <w:t xml:space="preserve"> </w:t>
+      </w:r>
+      <w:r>
+        <w:t xml:space="preserve">bốn dòng nghiên cứu 2021–2026: mở rộng biểu diễn dữ liệu, kết hợp tiện ích, bảo vệ quyền</w:t>
+      </w:r>
+      <w:r>
+        <w:t xml:space="preserve"> </w:t>
+      </w:r>
+      <w:r>
+        <w:t xml:space="preserve">riêng tư và các ứng dụng y tế/công nghiệp.</w:t>
       </w:r>
     </w:p>
     <w:p>
@@ -730,6 +799,34 @@
       </w:r>
       <w:r>
         <w:t xml:space="preserve">liệu thực UCI Mushroom.</w:t>
+      </w:r>
+    </w:p>
+    <w:p>
+      <w:pPr>
+        <w:pStyle w:val="Compact"/>
+        <w:numPr>
+          <w:ilvl w:val="0"/>
+          <w:numId w:val="1001"/>
+        </w:numPr>
+      </w:pPr>
+      <w:r>
+        <w:rPr>
+          <w:b/>
+          <w:bCs/>
+        </w:rPr>
+        <w:t xml:space="preserve">Chọn CORI làm phương pháp trọng tâm và đề xuất cải tiến CORI+</w:t>
+      </w:r>
+      <w:r>
+        <w:t xml:space="preserve"> </w:t>
+      </w:r>
+      <w:r>
+        <w:t xml:space="preserve">(cận trên</w:t>
+      </w:r>
+      <w:r>
+        <w:t xml:space="preserve"> </w:t>
+      </w:r>
+      <w:r>
+        <w:t xml:space="preserve">all-confidence cho bond), kiểm chứng tính đúng đắn và đo tăng tốc trên Mushroom.</w:t>
       </w:r>
     </w:p>
     <w:p>
@@ -3486,13 +3583,623 @@
         <w:pStyle w:val="FirstParagraph"/>
       </w:pPr>
       <w:r>
-        <w:t xml:space="preserve">Khảo sát nền tảng của Koh &amp; Ravana [8] đã hệ thống hóa các định nghĩa và thuật toán</w:t>
-      </w:r>
-      <w:r>
-        <w:t xml:space="preserve"> </w:t>
-      </w:r>
-      <w:r>
-        <w:t xml:space="preserve">khai thác mẫu hiếm giai đoạn đầu. Trong 5 năm gần đây, lĩnh vực phát triển theo bốn</w:t>
+        <w:t xml:space="preserve">Trong số 22 nguồn được khảo sát, báo cáo chọn</w:t>
+      </w:r>
+      <w:r>
+        <w:t xml:space="preserve"> </w:t>
+      </w:r>
+      <w:r>
+        <w:rPr>
+          <w:b/>
+          <w:bCs/>
+        </w:rPr>
+        <w:t xml:space="preserve">sáu bài báo nền tảng</w:t>
+      </w:r>
+      <w:r>
+        <w:t xml:space="preserve"> </w:t>
+      </w:r>
+      <w:r>
+        <w:t xml:space="preserve">dưới đây làm</w:t>
+      </w:r>
+      <w:r>
+        <w:t xml:space="preserve"> </w:t>
+      </w:r>
+      <w:r>
+        <w:t xml:space="preserve">trục phân tích sâu của Chương 3 — đây là các công trình</w:t>
+      </w:r>
+      <w:r>
+        <w:t xml:space="preserve"> </w:t>
+      </w:r>
+      <w:r>
+        <w:rPr>
+          <w:i/>
+          <w:iCs/>
+        </w:rPr>
+        <w:t xml:space="preserve">gốc</w:t>
+      </w:r>
+      <w:r>
+        <w:t xml:space="preserve"> </w:t>
+      </w:r>
+      <w:r>
+        <w:t xml:space="preserve">định nghĩa nên ba thuật</w:t>
+      </w:r>
+      <w:r>
+        <w:t xml:space="preserve"> </w:t>
+      </w:r>
+      <w:r>
+        <w:t xml:space="preserve">toán và các độ đo mà báo cáo cài đặt, kiểm chứng và cải tiến (bảng 2.3).</w:t>
+      </w:r>
+    </w:p>
+    <w:tbl>
+      <w:tblPr>
+        <w:tblStyle w:val="Table"/>
+        <w:tblW w:type="pct" w:w="5000"/>
+        <w:tblLayout w:type="fixed"/>
+        <w:tblLook w:firstRow="1" w:lastRow="0" w:firstColumn="0" w:lastColumn="0" w:noHBand="0" w:noVBand="0" w:val="0020"/>
+      </w:tblPr>
+      <w:tblGrid>
+        <w:gridCol w:w="1584"/>
+        <w:gridCol w:w="1584"/>
+        <w:gridCol w:w="1584"/>
+        <w:gridCol w:w="1584"/>
+        <w:gridCol w:w="1584"/>
+      </w:tblGrid>
+      <w:tr>
+        <w:trPr>
+          <w:tblHeader w:val="on"/>
+        </w:trPr>
+        <w:tc>
+          <w:tcPr/>
+          <w:p>
+            <w:pPr>
+              <w:pStyle w:val="Compact"/>
+            </w:pPr>
+            <w:r>
+              <w:t xml:space="preserve">#</w:t>
+            </w:r>
+          </w:p>
+        </w:tc>
+        <w:tc>
+          <w:tcPr/>
+          <w:p>
+            <w:pPr>
+              <w:pStyle w:val="Compact"/>
+            </w:pPr>
+            <w:r>
+              <w:t xml:space="preserve">Bài báo (năm)</w:t>
+            </w:r>
+          </w:p>
+        </w:tc>
+        <w:tc>
+          <w:tcPr/>
+          <w:p>
+            <w:pPr>
+              <w:pStyle w:val="Compact"/>
+            </w:pPr>
+            <w:r>
+              <w:t xml:space="preserve">Đóng góp cốt lõi</w:t>
+            </w:r>
+          </w:p>
+        </w:tc>
+        <w:tc>
+          <w:tcPr/>
+          <w:p>
+            <w:pPr>
+              <w:pStyle w:val="Compact"/>
+            </w:pPr>
+            <w:r>
+              <w:t xml:space="preserve">Phương pháp</w:t>
+            </w:r>
+          </w:p>
+        </w:tc>
+        <w:tc>
+          <w:tcPr/>
+          <w:p>
+            <w:pPr>
+              <w:pStyle w:val="Compact"/>
+            </w:pPr>
+            <w:r>
+              <w:t xml:space="preserve">Hạn chế / khe cải tiến</w:t>
+            </w:r>
+          </w:p>
+        </w:tc>
+      </w:tr>
+      <w:tr>
+        <w:tc>
+          <w:tcPr/>
+          <w:p>
+            <w:pPr>
+              <w:pStyle w:val="Compact"/>
+            </w:pPr>
+            <w:r>
+              <w:t xml:space="preserve">[3]</w:t>
+            </w:r>
+          </w:p>
+        </w:tc>
+        <w:tc>
+          <w:tcPr/>
+          <w:p>
+            <w:pPr>
+              <w:pStyle w:val="Compact"/>
+            </w:pPr>
+            <w:r>
+              <w:t xml:space="preserve">Omiecinski, TKDE 2003</w:t>
+            </w:r>
+          </w:p>
+        </w:tc>
+        <w:tc>
+          <w:tcPr/>
+          <w:p>
+            <w:pPr>
+              <w:pStyle w:val="Compact"/>
+            </w:pPr>
+            <w:r>
+              <w:t xml:space="preserve">Độ đo</w:t>
+            </w:r>
+            <w:r>
+              <w:t xml:space="preserve"> </w:t>
+            </w:r>
+            <w:r>
+              <w:rPr>
+                <w:b/>
+                <w:bCs/>
+              </w:rPr>
+              <w:t xml:space="preserve">bond</w:t>
+            </w:r>
+            <w:r>
+              <w:t xml:space="preserve">,</w:t>
+            </w:r>
+            <w:r>
+              <w:t xml:space="preserve"> </w:t>
+            </w:r>
+            <w:r>
+              <w:rPr>
+                <w:b/>
+                <w:bCs/>
+              </w:rPr>
+              <w:t xml:space="preserve">all-confidence</w:t>
+            </w:r>
+            <w:r>
+              <w:t xml:space="preserve">; tính null-invariant</w:t>
+            </w:r>
+          </w:p>
+        </w:tc>
+        <w:tc>
+          <w:tcPr/>
+          <w:p>
+            <w:pPr>
+              <w:pStyle w:val="Compact"/>
+            </w:pPr>
+            <w:r>
+              <w:t xml:space="preserve">Độ đo trên support hội/tuyển</w:t>
+            </w:r>
+          </w:p>
+        </w:tc>
+        <w:tc>
+          <w:tcPr/>
+          <w:p>
+            <w:pPr>
+              <w:pStyle w:val="Compact"/>
+            </w:pPr>
+            <w:r>
+              <w:t xml:space="preserve">Chỉ là độ đo, chưa kèm thuật toán hiếm</w:t>
+            </w:r>
+          </w:p>
+        </w:tc>
+      </w:tr>
+      <w:tr>
+        <w:tc>
+          <w:tcPr/>
+          <w:p>
+            <w:pPr>
+              <w:pStyle w:val="Compact"/>
+            </w:pPr>
+            <w:r>
+              <w:t xml:space="preserve">[4]</w:t>
+            </w:r>
+          </w:p>
+        </w:tc>
+        <w:tc>
+          <w:tcPr/>
+          <w:p>
+            <w:pPr>
+              <w:pStyle w:val="Compact"/>
+            </w:pPr>
+            <w:r>
+              <w:t xml:space="preserve">Koh &amp; Rountree, PAKDD 2005</w:t>
+            </w:r>
+          </w:p>
+        </w:tc>
+        <w:tc>
+          <w:tcPr/>
+          <w:p>
+            <w:pPr>
+              <w:pStyle w:val="Compact"/>
+            </w:pPr>
+            <w:r>
+              <w:t xml:space="preserve">Định nghĩa</w:t>
+            </w:r>
+            <w:r>
+              <w:t xml:space="preserve"> </w:t>
+            </w:r>
+            <w:r>
+              <w:rPr>
+                <w:b/>
+                <w:bCs/>
+              </w:rPr>
+              <w:t xml:space="preserve">PRI</w:t>
+            </w:r>
+            <w:r>
+              <w:t xml:space="preserve">, thuật toán</w:t>
+            </w:r>
+            <w:r>
+              <w:t xml:space="preserve"> </w:t>
+            </w:r>
+            <w:r>
+              <w:rPr>
+                <w:b/>
+                <w:bCs/>
+              </w:rPr>
+              <w:t xml:space="preserve">AprioriInverse</w:t>
+            </w:r>
+          </w:p>
+        </w:tc>
+        <w:tc>
+          <w:tcPr/>
+          <w:p>
+            <w:pPr>
+              <w:pStyle w:val="Compact"/>
+            </w:pPr>
+            <w:r>
+              <w:t xml:space="preserve">Loại item phổ biến từ đầu, Apriori hai ngưỡng</w:t>
+            </w:r>
+          </w:p>
+        </w:tc>
+        <w:tc>
+          <w:tcPr/>
+          <w:p>
+            <w:pPr>
+              <w:pStyle w:val="Compact"/>
+            </w:pPr>
+            <w:r>
+              <w:t xml:space="preserve">Bỏ sót mẫu hiếm lai (item hiếm + phổ biến)</w:t>
+            </w:r>
+          </w:p>
+        </w:tc>
+      </w:tr>
+      <w:tr>
+        <w:tc>
+          <w:tcPr/>
+          <w:p>
+            <w:pPr>
+              <w:pStyle w:val="Compact"/>
+            </w:pPr>
+            <w:r>
+              <w:t xml:space="preserve">[5]</w:t>
+            </w:r>
+          </w:p>
+        </w:tc>
+        <w:tc>
+          <w:tcPr/>
+          <w:p>
+            <w:pPr>
+              <w:pStyle w:val="Compact"/>
+            </w:pPr>
+            <w:r>
+              <w:t xml:space="preserve">Szathmary et al., ICTAI 2007</w:t>
+            </w:r>
+          </w:p>
+        </w:tc>
+        <w:tc>
+          <w:tcPr/>
+          <w:p>
+            <w:pPr>
+              <w:pStyle w:val="Compact"/>
+            </w:pPr>
+            <w:r>
+              <w:t xml:space="preserve">Định nghĩa</w:t>
+            </w:r>
+            <w:r>
+              <w:t xml:space="preserve"> </w:t>
+            </w:r>
+            <w:r>
+              <w:rPr>
+                <w:b/>
+                <w:bCs/>
+              </w:rPr>
+              <w:t xml:space="preserve">mRI</w:t>
+            </w:r>
+            <w:r>
+              <w:t xml:space="preserve">, thuật toán</w:t>
+            </w:r>
+            <w:r>
+              <w:t xml:space="preserve"> </w:t>
+            </w:r>
+            <w:r>
+              <w:rPr>
+                <w:b/>
+                <w:bCs/>
+              </w:rPr>
+              <w:t xml:space="preserve">AprioriRare</w:t>
+            </w:r>
+          </w:p>
+        </w:tc>
+        <w:tc>
+          <w:tcPr/>
+          <w:p>
+            <w:pPr>
+              <w:pStyle w:val="Compact"/>
+            </w:pPr>
+            <w:r>
+              <w:t xml:space="preserve">Duyệt theo mức tới biên hiếm</w:t>
+            </w:r>
+          </w:p>
+        </w:tc>
+        <w:tc>
+          <w:tcPr/>
+          <w:p>
+            <w:pPr>
+              <w:pStyle w:val="Compact"/>
+            </w:pPr>
+            <w:r>
+              <w:t xml:space="preserve">Phải duyệt toàn bộ vùng phổ biến</w:t>
+            </w:r>
+          </w:p>
+        </w:tc>
+      </w:tr>
+      <w:tr>
+        <w:tc>
+          <w:tcPr/>
+          <w:p>
+            <w:pPr>
+              <w:pStyle w:val="Compact"/>
+            </w:pPr>
+            <w:r>
+              <w:t xml:space="preserve">[6]</w:t>
+            </w:r>
+          </w:p>
+        </w:tc>
+        <w:tc>
+          <w:tcPr/>
+          <w:p>
+            <w:pPr>
+              <w:pStyle w:val="Compact"/>
+            </w:pPr>
+            <w:r>
+              <w:t xml:space="preserve">Wu et al., DMKD 2010</w:t>
+            </w:r>
+          </w:p>
+        </w:tc>
+        <w:tc>
+          <w:tcPr/>
+          <w:p>
+            <w:pPr>
+              <w:pStyle w:val="Compact"/>
+            </w:pPr>
+            <w:r>
+              <w:rPr>
+                <w:b/>
+                <w:bCs/>
+              </w:rPr>
+              <w:t xml:space="preserve">Khung độ đo thống nhất</w:t>
+            </w:r>
+            <w:r>
+              <w:t xml:space="preserve">, hệ thống hóa null-invariance</w:t>
+            </w:r>
+          </w:p>
+        </w:tc>
+        <w:tc>
+          <w:tcPr/>
+          <w:p>
+            <w:pPr>
+              <w:pStyle w:val="Compact"/>
+            </w:pPr>
+            <w:r>
+              <w:t xml:space="preserve">Phân tích lý thuyết các độ đo</w:t>
+            </w:r>
+          </w:p>
+        </w:tc>
+        <w:tc>
+          <w:tcPr/>
+          <w:p>
+            <w:pPr>
+              <w:pStyle w:val="Compact"/>
+            </w:pPr>
+            <w:r>
+              <w:t xml:space="preserve">Cho cặp item, chưa tích hợp khai thác hiếm</w:t>
+            </w:r>
+          </w:p>
+        </w:tc>
+      </w:tr>
+      <w:tr>
+        <w:tc>
+          <w:tcPr/>
+          <w:p>
+            <w:pPr>
+              <w:pStyle w:val="Compact"/>
+            </w:pPr>
+            <w:r>
+              <w:t xml:space="preserve">[7]</w:t>
+            </w:r>
+          </w:p>
+        </w:tc>
+        <w:tc>
+          <w:tcPr/>
+          <w:p>
+            <w:pPr>
+              <w:pStyle w:val="Compact"/>
+            </w:pPr>
+            <w:r>
+              <w:t xml:space="preserve">Bouasker &amp; Ben Yahia, SAC 2015</w:t>
+            </w:r>
+          </w:p>
+        </w:tc>
+        <w:tc>
+          <w:tcPr/>
+          <w:p>
+            <w:pPr>
+              <w:pStyle w:val="Compact"/>
+            </w:pPr>
+            <w:r>
+              <w:t xml:space="preserve">Thuật toán</w:t>
+            </w:r>
+            <w:r>
+              <w:t xml:space="preserve"> </w:t>
+            </w:r>
+            <w:r>
+              <w:rPr>
+                <w:b/>
+                <w:bCs/>
+              </w:rPr>
+              <w:t xml:space="preserve">CORI</w:t>
+            </w:r>
+            <w:r>
+              <w:t xml:space="preserve"> </w:t>
+            </w:r>
+            <w:r>
+              <w:t xml:space="preserve">(hiếm + tương quan)</w:t>
+            </w:r>
+          </w:p>
+        </w:tc>
+        <w:tc>
+          <w:tcPr/>
+          <w:p>
+            <w:pPr>
+              <w:pStyle w:val="Compact"/>
+            </w:pPr>
+            <w:r>
+              <w:t xml:space="preserve">Eclat + TID/DTID-List, cắt tỉa kép</w:t>
+            </w:r>
+          </w:p>
+        </w:tc>
+        <w:tc>
+          <w:tcPr/>
+          <w:p>
+            <w:pPr>
+              <w:pStyle w:val="Compact"/>
+            </w:pPr>
+            <w:r>
+              <w:t xml:space="preserve">Dựng DTID-List (phép hợp) tốn kém →</w:t>
+            </w:r>
+            <w:r>
+              <w:t xml:space="preserve"> </w:t>
+            </w:r>
+            <w:r>
+              <w:rPr>
+                <w:b/>
+                <w:bCs/>
+              </w:rPr>
+              <w:t xml:space="preserve">mục 3.7 cải tiến</w:t>
+            </w:r>
+          </w:p>
+        </w:tc>
+      </w:tr>
+      <w:tr>
+        <w:tc>
+          <w:tcPr/>
+          <w:p>
+            <w:pPr>
+              <w:pStyle w:val="Compact"/>
+            </w:pPr>
+            <w:r>
+              <w:t xml:space="preserve">[8]</w:t>
+            </w:r>
+          </w:p>
+        </w:tc>
+        <w:tc>
+          <w:tcPr/>
+          <w:p>
+            <w:pPr>
+              <w:pStyle w:val="Compact"/>
+            </w:pPr>
+            <w:r>
+              <w:t xml:space="preserve">Koh &amp; Ravana, TKDD 2016</w:t>
+            </w:r>
+          </w:p>
+        </w:tc>
+        <w:tc>
+          <w:tcPr/>
+          <w:p>
+            <w:pPr>
+              <w:pStyle w:val="Compact"/>
+            </w:pPr>
+            <w:r>
+              <w:rPr>
+                <w:b/>
+                <w:bCs/>
+              </w:rPr>
+              <w:t xml:space="preserve">Khảo sát/taxonomy</w:t>
+            </w:r>
+            <w:r>
+              <w:t xml:space="preserve"> </w:t>
+            </w:r>
+            <w:r>
+              <w:t xml:space="preserve">mẫu hiếm</w:t>
+            </w:r>
+          </w:p>
+        </w:tc>
+        <w:tc>
+          <w:tcPr/>
+          <w:p>
+            <w:pPr>
+              <w:pStyle w:val="Compact"/>
+            </w:pPr>
+            <w:r>
+              <w:t xml:space="preserve">Tổng hợp định nghĩa &amp; thuật toán</w:t>
+            </w:r>
+          </w:p>
+        </w:tc>
+        <w:tc>
+          <w:tcPr/>
+          <w:p>
+            <w:pPr>
+              <w:pStyle w:val="Compact"/>
+            </w:pPr>
+            <w:r>
+              <w:t xml:space="preserve">Dừng ở giai đoạn đầu, chưa có hướng 2021–2026</w:t>
+            </w:r>
+          </w:p>
+        </w:tc>
+      </w:tr>
+    </w:tbl>
+    <w:p>
+      <w:pPr>
+        <w:pStyle w:val="BodyText"/>
+      </w:pPr>
+      <w:r>
+        <w:rPr>
+          <w:i/>
+          <w:iCs/>
+        </w:rPr>
+        <w:t xml:space="preserve">Bảng 2.3 — Sáu bài báo nền tảng được phân tích sâu trong báo cáo. Cột cuối nêu rõ</w:t>
+      </w:r>
+      <w:r>
+        <w:rPr>
+          <w:i/>
+          <w:iCs/>
+        </w:rPr>
+        <w:t xml:space="preserve"> </w:t>
+      </w:r>
+      <w:r>
+        <w:rPr>
+          <w:i/>
+          <w:iCs/>
+        </w:rPr>
+        <w:t xml:space="preserve">khe cải tiến mà mục 3.7 khai thác đối với CORI [7].</w:t>
+      </w:r>
+    </w:p>
+    <w:p>
+      <w:pPr>
+        <w:pStyle w:val="BodyText"/>
+      </w:pPr>
+      <w:r>
+        <w:t xml:space="preserve">Bổ sung cho lõi nền tảng đó, khảo sát của Koh &amp; Ravana [8] đã hệ thống hóa các định nghĩa</w:t>
+      </w:r>
+      <w:r>
+        <w:t xml:space="preserve"> </w:t>
+      </w:r>
+      <w:r>
+        <w:t xml:space="preserve">và thuật toán khai thác mẫu hiếm giai đoạn đầu. Trong 5 năm gần đây, lĩnh vực phát triển theo bốn</w:t>
       </w:r>
       <w:r>
         <w:t xml:space="preserve"> </w:t>
@@ -3691,13 +4398,515 @@
     </w:p>
     <w:bookmarkEnd w:id="21"/>
     <w:bookmarkEnd w:id="22"/>
-    <w:bookmarkStart w:id="29" w:name="X3fddd4b043ee6fff79a16799b90e53b04857179"/>
+    <w:bookmarkStart w:id="30" w:name="X3fddd4b043ee6fff79a16799b90e53b04857179"/>
     <w:p>
       <w:pPr>
         <w:pStyle w:val="Heading1"/>
       </w:pPr>
       <w:r>
         <w:t xml:space="preserve">Chương 3. Các thuật toán khai thác mẫu hiếm và độ đo tương quan</w:t>
+      </w:r>
+    </w:p>
+    <w:p>
+      <w:pPr>
+        <w:pStyle w:val="FirstParagraph"/>
+      </w:pPr>
+      <w:r>
+        <w:t xml:space="preserve">Chương này phân tích ba thuật toán nền tảng (AprioriRare, AprioriInverse, CORI)</w:t>
+      </w:r>
+      <w:r>
+        <w:t xml:space="preserve"> </w:t>
+      </w:r>
+      <w:r>
+        <w:t xml:space="preserve">để làm rõ phổ thiết kế của lĩnh vực, sau đó</w:t>
+      </w:r>
+      <w:r>
+        <w:t xml:space="preserve"> </w:t>
+      </w:r>
+      <w:r>
+        <w:rPr>
+          <w:b/>
+          <w:bCs/>
+        </w:rPr>
+        <w:t xml:space="preserve">chọn CORI làm phương pháp trọng tâm</w:t>
+      </w:r>
+      <w:r>
+        <w:t xml:space="preserve"> </w:t>
+      </w:r>
+      <w:r>
+        <w:t xml:space="preserve">để đi sâu và đề xuất cải tiến (mục 3.7). Lý do lựa chọn: trong ba thuật toán, chỉ CORI</w:t>
+      </w:r>
+      <w:r>
+        <w:t xml:space="preserve"> </w:t>
+      </w:r>
+      <w:r>
+        <w:t xml:space="preserve">giải đồng thời</w:t>
+      </w:r>
+      <w:r>
+        <w:t xml:space="preserve"> </w:t>
+      </w:r>
+      <w:r>
+        <w:rPr>
+          <w:i/>
+          <w:iCs/>
+        </w:rPr>
+        <w:t xml:space="preserve">cả hai</w:t>
+      </w:r>
+      <w:r>
+        <w:t xml:space="preserve"> </w:t>
+      </w:r>
+      <w:r>
+        <w:t xml:space="preserve">yêu cầu cốt lõi của bài toán — vừa</w:t>
+      </w:r>
+      <w:r>
+        <w:t xml:space="preserve"> </w:t>
+      </w:r>
+      <w:r>
+        <w:rPr>
+          <w:b/>
+          <w:bCs/>
+        </w:rPr>
+        <w:t xml:space="preserve">hiếm</w:t>
+      </w:r>
+      <w:r>
+        <w:t xml:space="preserve"> </w:t>
+      </w:r>
+      <w:r>
+        <w:t xml:space="preserve">(ràng buộc monotone</w:t>
+      </w:r>
+      <w:r>
+        <w:t xml:space="preserve"> </w:t>
+      </w:r>
+      <w:r>
+        <w:t xml:space="preserve">theo support) vừa</w:t>
+      </w:r>
+      <w:r>
+        <w:t xml:space="preserve"> </w:t>
+      </w:r>
+      <w:r>
+        <w:rPr>
+          <w:b/>
+          <w:bCs/>
+        </w:rPr>
+        <w:t xml:space="preserve">thực sự gắn kết</w:t>
+      </w:r>
+      <w:r>
+        <w:t xml:space="preserve"> </w:t>
+      </w:r>
+      <w:r>
+        <w:t xml:space="preserve">(ràng buộc anti-monotone theo bond) — nên cho tập</w:t>
+      </w:r>
+      <w:r>
+        <w:t xml:space="preserve"> </w:t>
+      </w:r>
+      <w:r>
+        <w:t xml:space="preserve">kết quả nhỏ và giàu ngữ nghĩa nhất (xem so sánh ở bảng 3.2). AprioriRare phải duyệt toàn</w:t>
+      </w:r>
+      <w:r>
+        <w:t xml:space="preserve"> </w:t>
+      </w:r>
+      <w:r>
+        <w:t xml:space="preserve">bộ vùng phổ biến (đắt), còn AprioriInverse bỏ sót các mẫu hiếm lai chứa item phổ biến</w:t>
+      </w:r>
+      <w:r>
+        <w:t xml:space="preserve"> </w:t>
+      </w:r>
+      <w:r>
+        <w:t xml:space="preserve">(hẹp); CORI tránh được cả hai nhược điểm và còn để ngỏ một khe tối ưu rõ ràng (chi phí</w:t>
+      </w:r>
+      <w:r>
+        <w:t xml:space="preserve"> </w:t>
+      </w:r>
+      <w:r>
+        <w:t xml:space="preserve">dựng DTID-List) mà mục 3.7 sẽ khai thác.</w:t>
+      </w:r>
+    </w:p>
+    <w:tbl>
+      <w:tblPr>
+        <w:tblStyle w:val="Table"/>
+        <w:tblW w:type="pct" w:w="5000"/>
+        <w:tblLayout w:type="fixed"/>
+        <w:tblLook w:firstRow="1" w:lastRow="0" w:firstColumn="0" w:lastColumn="0" w:noHBand="0" w:noVBand="0" w:val="0020"/>
+      </w:tblPr>
+      <w:tblGrid>
+        <w:gridCol w:w="1584"/>
+        <w:gridCol w:w="1584"/>
+        <w:gridCol w:w="1584"/>
+        <w:gridCol w:w="1584"/>
+        <w:gridCol w:w="1584"/>
+      </w:tblGrid>
+      <w:tr>
+        <w:trPr>
+          <w:tblHeader w:val="on"/>
+        </w:trPr>
+        <w:tc>
+          <w:tcPr/>
+          <w:p>
+            <w:pPr>
+              <w:pStyle w:val="Compact"/>
+            </w:pPr>
+            <w:r>
+              <w:t xml:space="preserve">Thuật toán</w:t>
+            </w:r>
+          </w:p>
+        </w:tc>
+        <w:tc>
+          <w:tcPr/>
+          <w:p>
+            <w:pPr>
+              <w:pStyle w:val="Compact"/>
+            </w:pPr>
+            <w:r>
+              <w:t xml:space="preserve">Bài toán</w:t>
+            </w:r>
+          </w:p>
+        </w:tc>
+        <w:tc>
+          <w:tcPr/>
+          <w:p>
+            <w:pPr>
+              <w:pStyle w:val="Compact"/>
+            </w:pPr>
+            <w:r>
+              <w:t xml:space="preserve">Ràng buộc</w:t>
+            </w:r>
+          </w:p>
+        </w:tc>
+        <w:tc>
+          <w:tcPr/>
+          <w:p>
+            <w:pPr>
+              <w:pStyle w:val="Compact"/>
+            </w:pPr>
+            <w:r>
+              <w:t xml:space="preserve">Ưu điểm</w:t>
+            </w:r>
+          </w:p>
+        </w:tc>
+        <w:tc>
+          <w:tcPr/>
+          <w:p>
+            <w:pPr>
+              <w:pStyle w:val="Compact"/>
+            </w:pPr>
+            <w:r>
+              <w:t xml:space="preserve">Nhược điểm</w:t>
+            </w:r>
+          </w:p>
+        </w:tc>
+      </w:tr>
+      <w:tr>
+        <w:tc>
+          <w:tcPr/>
+          <w:p>
+            <w:pPr>
+              <w:pStyle w:val="Compact"/>
+            </w:pPr>
+            <w:r>
+              <w:t xml:space="preserve">AprioriRare [5]</w:t>
+            </w:r>
+          </w:p>
+        </w:tc>
+        <w:tc>
+          <w:tcPr/>
+          <w:p>
+            <w:pPr>
+              <w:pStyle w:val="Compact"/>
+            </w:pPr>
+            <w:r>
+              <w:t xml:space="preserve">mRI (biên hiếm)</w:t>
+            </w:r>
+          </w:p>
+        </w:tc>
+        <w:tc>
+          <w:tcPr/>
+          <w:p>
+            <w:pPr>
+              <w:pStyle w:val="Compact"/>
+            </w:pPr>
+            <m:oMath>
+              <m:r>
+                <m:t>s</m:t>
+              </m:r>
+              <m:r>
+                <m:t>u</m:t>
+              </m:r>
+              <m:r>
+                <m:t>p</m:t>
+              </m:r>
+              <m:r>
+                <m:rPr>
+                  <m:sty m:val="p"/>
+                </m:rPr>
+                <m:t>&lt;</m:t>
+              </m:r>
+              <m:r>
+                <m:t>m</m:t>
+              </m:r>
+              <m:r>
+                <m:t>i</m:t>
+              </m:r>
+              <m:r>
+                <m:t>n</m:t>
+              </m:r>
+              <m:r>
+                <m:t>s</m:t>
+              </m:r>
+              <m:r>
+                <m:t>u</m:t>
+              </m:r>
+              <m:r>
+                <m:t>p</m:t>
+              </m:r>
+            </m:oMath>
+            <w:r>
+              <w:t xml:space="preserve"> </w:t>
+            </w:r>
+            <w:r>
+              <w:t xml:space="preserve">+ tập con phổ biến</w:t>
+            </w:r>
+          </w:p>
+        </w:tc>
+        <w:tc>
+          <w:tcPr/>
+          <w:p>
+            <w:pPr>
+              <w:pStyle w:val="Compact"/>
+            </w:pPr>
+            <w:r>
+              <w:t xml:space="preserve">Biểu diễn biên gọn</w:t>
+            </w:r>
+          </w:p>
+        </w:tc>
+        <w:tc>
+          <w:tcPr/>
+          <w:p>
+            <w:pPr>
+              <w:pStyle w:val="Compact"/>
+            </w:pPr>
+            <w:r>
+              <w:t xml:space="preserve">Duyệt hết vùng phổ biến</w:t>
+            </w:r>
+          </w:p>
+        </w:tc>
+      </w:tr>
+      <w:tr>
+        <w:tc>
+          <w:tcPr/>
+          <w:p>
+            <w:pPr>
+              <w:pStyle w:val="Compact"/>
+            </w:pPr>
+            <w:r>
+              <w:t xml:space="preserve">AprioriInverse [4]</w:t>
+            </w:r>
+          </w:p>
+        </w:tc>
+        <w:tc>
+          <w:tcPr/>
+          <w:p>
+            <w:pPr>
+              <w:pStyle w:val="Compact"/>
+            </w:pPr>
+            <w:r>
+              <w:t xml:space="preserve">PRI (hiếm thuần)</w:t>
+            </w:r>
+          </w:p>
+        </w:tc>
+        <w:tc>
+          <w:tcPr/>
+          <w:p>
+            <w:pPr>
+              <w:pStyle w:val="Compact"/>
+            </w:pPr>
+            <w:r>
+              <w:t xml:space="preserve">2 ngưỡng, mọi item hiếm</w:t>
+            </w:r>
+          </w:p>
+        </w:tc>
+        <w:tc>
+          <w:tcPr/>
+          <w:p>
+            <w:pPr>
+              <w:pStyle w:val="Compact"/>
+            </w:pPr>
+            <w:r>
+              <w:t xml:space="preserve">Không gian nhỏ, rất nhanh</w:t>
+            </w:r>
+          </w:p>
+        </w:tc>
+        <w:tc>
+          <w:tcPr/>
+          <w:p>
+            <w:pPr>
+              <w:pStyle w:val="Compact"/>
+            </w:pPr>
+            <w:r>
+              <w:t xml:space="preserve">Bỏ sót mẫu hiếm lai</w:t>
+            </w:r>
+          </w:p>
+        </w:tc>
+      </w:tr>
+      <w:tr>
+        <w:tc>
+          <w:tcPr/>
+          <w:p>
+            <w:pPr>
+              <w:pStyle w:val="Compact"/>
+            </w:pPr>
+            <w:r>
+              <w:rPr>
+                <w:b/>
+                <w:bCs/>
+              </w:rPr>
+              <w:t xml:space="preserve">CORI [7]</w:t>
+            </w:r>
+            <w:r>
+              <w:t xml:space="preserve"> </w:t>
+            </w:r>
+            <w:r>
+              <w:t xml:space="preserve">(chọn)</w:t>
+            </w:r>
+          </w:p>
+        </w:tc>
+        <w:tc>
+          <w:tcPr/>
+          <w:p>
+            <w:pPr>
+              <w:pStyle w:val="Compact"/>
+            </w:pPr>
+            <w:r>
+              <w:t xml:space="preserve">Rare correlated</w:t>
+            </w:r>
+          </w:p>
+        </w:tc>
+        <w:tc>
+          <w:tcPr/>
+          <w:p>
+            <w:pPr>
+              <w:pStyle w:val="Compact"/>
+            </w:pPr>
+            <m:oMath>
+              <m:r>
+                <m:t>s</m:t>
+              </m:r>
+              <m:r>
+                <m:t>u</m:t>
+              </m:r>
+              <m:r>
+                <m:t>p</m:t>
+              </m:r>
+              <m:r>
+                <m:rPr>
+                  <m:sty m:val="p"/>
+                </m:rPr>
+                <m:t>&lt;</m:t>
+              </m:r>
+              <m:r>
+                <m:t>m</m:t>
+              </m:r>
+              <m:r>
+                <m:t>a</m:t>
+              </m:r>
+              <m:r>
+                <m:t>x</m:t>
+              </m:r>
+              <m:r>
+                <m:t>s</m:t>
+              </m:r>
+              <m:r>
+                <m:t>u</m:t>
+              </m:r>
+              <m:r>
+                <m:t>p</m:t>
+              </m:r>
+            </m:oMath>
+            <w:r>
+              <w:t xml:space="preserve"> </w:t>
+            </w:r>
+            <w:r>
+              <w:t xml:space="preserve">+</w:t>
+            </w:r>
+            <w:r>
+              <w:t xml:space="preserve"> </w:t>
+            </w:r>
+            <m:oMath>
+              <m:r>
+                <m:t>b</m:t>
+              </m:r>
+              <m:r>
+                <m:t>o</m:t>
+              </m:r>
+              <m:r>
+                <m:t>n</m:t>
+              </m:r>
+              <m:r>
+                <m:t>d</m:t>
+              </m:r>
+              <m:r>
+                <m:rPr>
+                  <m:sty m:val="p"/>
+                </m:rPr>
+                <m:t>≥</m:t>
+              </m:r>
+              <m:r>
+                <m:t>m</m:t>
+              </m:r>
+              <m:r>
+                <m:t>i</m:t>
+              </m:r>
+              <m:r>
+                <m:t>n</m:t>
+              </m:r>
+              <m:r>
+                <m:t>b</m:t>
+              </m:r>
+              <m:r>
+                <m:t>o</m:t>
+              </m:r>
+              <m:r>
+                <m:t>n</m:t>
+              </m:r>
+              <m:r>
+                <m:t>d</m:t>
+              </m:r>
+            </m:oMath>
+          </w:p>
+        </w:tc>
+        <w:tc>
+          <w:tcPr/>
+          <w:p>
+            <w:pPr>
+              <w:pStyle w:val="Compact"/>
+            </w:pPr>
+            <w:r>
+              <w:t xml:space="preserve">Kết quả nhỏ, giàu ngữ nghĩa</w:t>
+            </w:r>
+          </w:p>
+        </w:tc>
+        <w:tc>
+          <w:tcPr/>
+          <w:p>
+            <w:pPr>
+              <w:pStyle w:val="Compact"/>
+            </w:pPr>
+            <w:r>
+              <w:t xml:space="preserve">Chi phí dựng DTID-List</w:t>
+            </w:r>
+          </w:p>
+        </w:tc>
+      </w:tr>
+    </w:tbl>
+    <w:p>
+      <w:pPr>
+        <w:pStyle w:val="BodyText"/>
+      </w:pPr>
+      <w:r>
+        <w:rPr>
+          <w:i/>
+          <w:iCs/>
+        </w:rPr>
+        <w:t xml:space="preserve">Bảng 3.2 — So sánh ba thuật toán và lý do chọn CORI làm phương pháp trọng tâm.</w:t>
       </w:r>
     </w:p>
     <w:bookmarkStart w:id="23" w:name="thuật-toán-apriorirare"/>
@@ -9788,8 +10997,2171 @@
       </w:r>
     </w:p>
     <w:bookmarkEnd w:id="28"/>
+    <w:bookmarkStart w:id="29" w:name="X273f622bd051bd2cec6f483e0be41a95df3539e"/>
+    <w:p>
+      <w:pPr>
+        <w:pStyle w:val="Heading2"/>
+      </w:pPr>
+      <w:r>
+        <w:t xml:space="preserve">3.7. Đề xuất cải tiến: CORI+ với cận trên all-confidence</w:t>
+      </w:r>
+    </w:p>
+    <w:p>
+      <w:pPr>
+        <w:pStyle w:val="FirstParagraph"/>
+      </w:pPr>
+      <w:r>
+        <w:t xml:space="preserve">Phân tích chi phí của CORI chỉ ra một điểm nghẽn cụ thể: tại</w:t>
+      </w:r>
+      <w:r>
+        <w:t xml:space="preserve"> </w:t>
+      </w:r>
+      <w:r>
+        <w:rPr>
+          <w:b/>
+          <w:bCs/>
+        </w:rPr>
+        <w:t xml:space="preserve">mỗi</w:t>
+      </w:r>
+      <w:r>
+        <w:t xml:space="preserve"> </w:t>
+      </w:r>
+      <w:r>
+        <w:t xml:space="preserve">ứng viên, thuật</w:t>
+      </w:r>
+      <w:r>
+        <w:t xml:space="preserve"> </w:t>
+      </w:r>
+      <w:r>
+        <w:t xml:space="preserve">toán phải dựng</w:t>
+      </w:r>
+      <w:r>
+        <w:t xml:space="preserve"> </w:t>
+      </w:r>
+      <w:r>
+        <w:rPr>
+          <w:b/>
+          <w:bCs/>
+        </w:rPr>
+        <w:t xml:space="preserve">DTID-List</w:t>
+      </w:r>
+      <w:r>
+        <w:t xml:space="preserve"> </w:t>
+      </w:r>
+      <w:r>
+        <w:t xml:space="preserve">bằng phép</w:t>
+      </w:r>
+      <w:r>
+        <w:t xml:space="preserve"> </w:t>
+      </w:r>
+      <w:r>
+        <w:rPr>
+          <w:b/>
+          <w:bCs/>
+        </w:rPr>
+        <w:t xml:space="preserve">hợp</w:t>
+      </w:r>
+      <w:r>
+        <w:t xml:space="preserve"> </w:t>
+      </w:r>
+      <w:r>
+        <w:t xml:space="preserve">(union) các TID-set của thành phần để</w:t>
+      </w:r>
+      <w:r>
+        <w:t xml:space="preserve"> </w:t>
+      </w:r>
+      <w:r>
+        <w:t xml:space="preserve">tính</w:t>
+      </w:r>
+      <w:r>
+        <w:t xml:space="preserve"> </w:t>
+      </w:r>
+      <m:oMath>
+        <m:r>
+          <m:t>d</m:t>
+        </m:r>
+        <m:r>
+          <m:t>s</m:t>
+        </m:r>
+        <m:r>
+          <m:t>u</m:t>
+        </m:r>
+        <m:r>
+          <m:t>p</m:t>
+        </m:r>
+      </m:oMath>
+      <w:r>
+        <w:t xml:space="preserve">, rồi mới biết</w:t>
+      </w:r>
+      <w:r>
+        <w:t xml:space="preserve"> </w:t>
+      </w:r>
+      <m:oMath>
+        <m:r>
+          <m:t>b</m:t>
+        </m:r>
+        <m:r>
+          <m:t>o</m:t>
+        </m:r>
+        <m:r>
+          <m:t>n</m:t>
+        </m:r>
+        <m:r>
+          <m:t>d</m:t>
+        </m:r>
+        <m:r>
+          <m:rPr>
+            <m:sty m:val="p"/>
+          </m:rPr>
+          <m:t>=</m:t>
+        </m:r>
+        <m:r>
+          <m:t>s</m:t>
+        </m:r>
+        <m:r>
+          <m:t>u</m:t>
+        </m:r>
+        <m:r>
+          <m:t>p</m:t>
+        </m:r>
+        <m:r>
+          <m:rPr>
+            <m:sty m:val="p"/>
+          </m:rPr>
+          <m:t>/</m:t>
+        </m:r>
+        <m:r>
+          <m:t>d</m:t>
+        </m:r>
+        <m:r>
+          <m:t>s</m:t>
+        </m:r>
+        <m:r>
+          <m:t>u</m:t>
+        </m:r>
+        <m:r>
+          <m:t>p</m:t>
+        </m:r>
+      </m:oMath>
+      <w:r>
+        <w:t xml:space="preserve"> </w:t>
+      </w:r>
+      <w:r>
+        <w:t xml:space="preserve">có đạt</w:t>
+      </w:r>
+      <w:r>
+        <w:t xml:space="preserve"> </w:t>
+      </w:r>
+      <m:oMath>
+        <m:r>
+          <m:t>m</m:t>
+        </m:r>
+        <m:r>
+          <m:t>i</m:t>
+        </m:r>
+        <m:r>
+          <m:t>n</m:t>
+        </m:r>
+        <m:r>
+          <m:t>b</m:t>
+        </m:r>
+        <m:r>
+          <m:t>o</m:t>
+        </m:r>
+        <m:r>
+          <m:t>n</m:t>
+        </m:r>
+        <m:r>
+          <m:t>d</m:t>
+        </m:r>
+      </m:oMath>
+      <w:r>
+        <w:t xml:space="preserve"> </w:t>
+      </w:r>
+      <w:r>
+        <w:t xml:space="preserve">hay không. Trên dữ liệu</w:t>
+      </w:r>
+      <w:r>
+        <w:t xml:space="preserve"> </w:t>
+      </w:r>
+      <w:r>
+        <w:rPr>
+          <w:i/>
+          <w:iCs/>
+        </w:rPr>
+        <w:t xml:space="preserve">dày</w:t>
+      </w:r>
+      <w:r>
+        <w:t xml:space="preserve"> </w:t>
+      </w:r>
+      <w:r>
+        <w:t xml:space="preserve">như Mushroom, các TID-set rất lớn nên phép hợp này đắt — trong khi đa số ứng viên</w:t>
+      </w:r>
+      <w:r>
+        <w:t xml:space="preserve"> </w:t>
+      </w:r>
+      <w:r>
+        <w:t xml:space="preserve">cuối cùng lại bị</w:t>
+      </w:r>
+      <w:r>
+        <w:t xml:space="preserve"> </w:t>
+      </w:r>
+      <w:r>
+        <w:rPr>
+          <w:b/>
+          <w:bCs/>
+        </w:rPr>
+        <w:t xml:space="preserve">loại</w:t>
+      </w:r>
+      <w:r>
+        <w:t xml:space="preserve"> </w:t>
+      </w:r>
+      <w:r>
+        <w:t xml:space="preserve">vì bond không đạt. Nói cách khác, CORI trả chi phí đắt nhất</w:t>
+      </w:r>
+      <w:r>
+        <w:t xml:space="preserve"> </w:t>
+      </w:r>
+      <w:r>
+        <w:t xml:space="preserve">(dựng DTID-List)</w:t>
+      </w:r>
+      <w:r>
+        <w:t xml:space="preserve"> </w:t>
+      </w:r>
+      <w:r>
+        <w:rPr>
+          <w:i/>
+          <w:iCs/>
+        </w:rPr>
+        <w:t xml:space="preserve">trước khi</w:t>
+      </w:r>
+      <w:r>
+        <w:t xml:space="preserve"> </w:t>
+      </w:r>
+      <w:r>
+        <w:t xml:space="preserve">biết ứng viên có sống sót không.</w:t>
+      </w:r>
+    </w:p>
+    <w:p>
+      <w:pPr>
+        <w:pStyle w:val="BodyText"/>
+      </w:pPr>
+      <w:r>
+        <w:t xml:space="preserve">Cải tiến đề xuất — gọi là</w:t>
+      </w:r>
+      <w:r>
+        <w:t xml:space="preserve"> </w:t>
+      </w:r>
+      <w:r>
+        <w:rPr>
+          <w:b/>
+          <w:bCs/>
+        </w:rPr>
+        <w:t xml:space="preserve">CORI+</w:t>
+      </w:r>
+      <w:r>
+        <w:t xml:space="preserve"> </w:t>
+      </w:r>
+      <w:r>
+        <w:t xml:space="preserve">— dựa trên một</w:t>
+      </w:r>
+      <w:r>
+        <w:t xml:space="preserve"> </w:t>
+      </w:r>
+      <w:r>
+        <w:rPr>
+          <w:b/>
+          <w:bCs/>
+        </w:rPr>
+        <w:t xml:space="preserve">cận trên rẻ</w:t>
+      </w:r>
+      <w:r>
+        <w:t xml:space="preserve"> </w:t>
+      </w:r>
+      <w:r>
+        <w:t xml:space="preserve">của bond:</w:t>
+      </w:r>
+    </w:p>
+    <w:p>
+      <w:pPr>
+        <w:pStyle w:val="BodyText"/>
+      </w:pPr>
+      <w:r>
+        <w:rPr>
+          <w:b/>
+          <w:bCs/>
+        </w:rPr>
+        <w:t xml:space="preserve">Bổ đề 3.1.</w:t>
+      </w:r>
+      <w:r>
+        <w:t xml:space="preserve"> </w:t>
+      </w:r>
+      <w:r>
+        <w:t xml:space="preserve">Với mọi itemset</w:t>
+      </w:r>
+      <w:r>
+        <w:t xml:space="preserve"> </w:t>
+      </w:r>
+      <m:oMath>
+        <m:r>
+          <m:t>X</m:t>
+        </m:r>
+      </m:oMath>
+      <w:r>
+        <w:t xml:space="preserve"> </w:t>
+      </w:r>
+      <w:r>
+        <w:t xml:space="preserve">khác rỗng:</w:t>
+      </w:r>
+    </w:p>
+    <w:p>
+      <w:pPr>
+        <w:pStyle w:val="BodyText"/>
+      </w:pPr>
+      <m:oMathPara>
+        <m:oMathParaPr>
+          <m:jc m:val="center"/>
+        </m:oMathParaPr>
+        <m:oMath>
+          <m:r>
+            <m:t>b</m:t>
+          </m:r>
+          <m:r>
+            <m:t>o</m:t>
+          </m:r>
+          <m:r>
+            <m:t>n</m:t>
+          </m:r>
+          <m:r>
+            <m:t>d</m:t>
+          </m:r>
+          <m:r>
+            <m:rPr>
+              <m:sty m:val="p"/>
+            </m:rPr>
+            <m:t>(</m:t>
+          </m:r>
+          <m:r>
+            <m:t>X</m:t>
+          </m:r>
+          <m:r>
+            <m:rPr>
+              <m:sty m:val="p"/>
+            </m:rPr>
+            <m:t>)</m:t>
+          </m:r>
+          <m:r>
+            <m:t> </m:t>
+          </m:r>
+          <m:r>
+            <m:rPr>
+              <m:sty m:val="p"/>
+            </m:rPr>
+            <m:t>≤</m:t>
+          </m:r>
+          <m:r>
+            <m:t> </m:t>
+          </m:r>
+          <m:r>
+            <m:t>a</m:t>
+          </m:r>
+          <m:r>
+            <m:t>l</m:t>
+          </m:r>
+          <m:r>
+            <m:t>l</m:t>
+          </m:r>
+          <m:r>
+            <m:t>c</m:t>
+          </m:r>
+          <m:r>
+            <m:t>o</m:t>
+          </m:r>
+          <m:r>
+            <m:t>n</m:t>
+          </m:r>
+          <m:r>
+            <m:t>f</m:t>
+          </m:r>
+          <m:r>
+            <m:rPr>
+              <m:sty m:val="p"/>
+            </m:rPr>
+            <m:t>(</m:t>
+          </m:r>
+          <m:r>
+            <m:t>X</m:t>
+          </m:r>
+          <m:r>
+            <m:rPr>
+              <m:sty m:val="p"/>
+            </m:rPr>
+            <m:t>)</m:t>
+          </m:r>
+          <m:r>
+            <m:t> </m:t>
+          </m:r>
+          <m:r>
+            <m:rPr>
+              <m:sty m:val="p"/>
+            </m:rPr>
+            <m:t>=</m:t>
+          </m:r>
+          <m:r>
+            <m:t> </m:t>
+          </m:r>
+          <m:f>
+            <m:fPr>
+              <m:type m:val="bar"/>
+            </m:fPr>
+            <m:num>
+              <m:r>
+                <m:t>s</m:t>
+              </m:r>
+              <m:r>
+                <m:t>u</m:t>
+              </m:r>
+              <m:r>
+                <m:t>p</m:t>
+              </m:r>
+              <m:r>
+                <m:rPr>
+                  <m:sty m:val="p"/>
+                </m:rPr>
+                <m:t>(</m:t>
+              </m:r>
+              <m:r>
+                <m:t>X</m:t>
+              </m:r>
+              <m:r>
+                <m:rPr>
+                  <m:sty m:val="p"/>
+                </m:rPr>
+                <m:t>)</m:t>
+              </m:r>
+            </m:num>
+            <m:den>
+              <m:limLow>
+                <m:e>
+                  <m:r>
+                    <m:rPr>
+                      <m:sty m:val="p"/>
+                    </m:rPr>
+                    <m:t>max</m:t>
+                  </m:r>
+                </m:e>
+                <m:lim>
+                  <m:r>
+                    <m:t>i</m:t>
+                  </m:r>
+                  <m:r>
+                    <m:rPr>
+                      <m:sty m:val="p"/>
+                    </m:rPr>
+                    <m:t>∈</m:t>
+                  </m:r>
+                  <m:r>
+                    <m:t>X</m:t>
+                  </m:r>
+                </m:lim>
+              </m:limLow>
+              <m:r>
+                <m:t>s</m:t>
+              </m:r>
+              <m:r>
+                <m:t>u</m:t>
+              </m:r>
+              <m:r>
+                <m:t>p</m:t>
+              </m:r>
+              <m:r>
+                <m:rPr>
+                  <m:sty m:val="p"/>
+                </m:rPr>
+                <m:t>(</m:t>
+              </m:r>
+              <m:r>
+                <m:rPr>
+                  <m:sty m:val="p"/>
+                </m:rPr>
+                <m:t>{</m:t>
+              </m:r>
+              <m:r>
+                <m:t>i</m:t>
+              </m:r>
+              <m:r>
+                <m:rPr>
+                  <m:sty m:val="p"/>
+                </m:rPr>
+                <m:t>}</m:t>
+              </m:r>
+              <m:r>
+                <m:rPr>
+                  <m:sty m:val="p"/>
+                </m:rPr>
+                <m:t>)</m:t>
+              </m:r>
+            </m:den>
+          </m:f>
+          <m:r>
+            <m:rPr>
+              <m:sty m:val="p"/>
+            </m:rPr>
+            <m:t>.</m:t>
+          </m:r>
+        </m:oMath>
+      </m:oMathPara>
+    </w:p>
+    <w:p>
+      <w:pPr>
+        <w:pStyle w:val="FirstParagraph"/>
+      </w:pPr>
+      <w:r>
+        <w:rPr>
+          <w:i/>
+          <w:iCs/>
+        </w:rPr>
+        <w:t xml:space="preserve">Chứng minh.</w:t>
+      </w:r>
+      <w:r>
+        <w:t xml:space="preserve"> </w:t>
+      </w:r>
+      <w:r>
+        <w:t xml:space="preserve">Theo định nghĩa,</w:t>
+      </w:r>
+      <w:r>
+        <w:t xml:space="preserve"> </w:t>
+      </w:r>
+      <m:oMath>
+        <m:r>
+          <m:t>d</m:t>
+        </m:r>
+        <m:r>
+          <m:t>s</m:t>
+        </m:r>
+        <m:r>
+          <m:t>u</m:t>
+        </m:r>
+        <m:r>
+          <m:t>p</m:t>
+        </m:r>
+        <m:r>
+          <m:rPr>
+            <m:sty m:val="p"/>
+          </m:rPr>
+          <m:t>(</m:t>
+        </m:r>
+        <m:r>
+          <m:t>X</m:t>
+        </m:r>
+        <m:r>
+          <m:rPr>
+            <m:sty m:val="p"/>
+          </m:rPr>
+          <m:t>)</m:t>
+        </m:r>
+        <m:r>
+          <m:rPr>
+            <m:sty m:val="p"/>
+          </m:rPr>
+          <m:t>=</m:t>
+        </m:r>
+        <m:d>
+          <m:dPr>
+            <m:begChr m:val="|"/>
+            <m:sepChr m:val=""/>
+            <m:endChr m:val="|"/>
+            <m:grow/>
+          </m:dPr>
+          <m:e>
+            <m:sSub>
+              <m:e>
+                <m:r>
+                  <m:rPr>
+                    <m:sty m:val="p"/>
+                  </m:rPr>
+                  <m:t>⋃</m:t>
+                </m:r>
+              </m:e>
+              <m:sub>
+                <m:r>
+                  <m:t>i</m:t>
+                </m:r>
+                <m:r>
+                  <m:rPr>
+                    <m:sty m:val="p"/>
+                  </m:rPr>
+                  <m:t>∈</m:t>
+                </m:r>
+                <m:r>
+                  <m:t>X</m:t>
+                </m:r>
+              </m:sub>
+            </m:sSub>
+            <m:r>
+              <m:t>T</m:t>
+            </m:r>
+            <m:r>
+              <m:t>I</m:t>
+            </m:r>
+            <m:r>
+              <m:t>D</m:t>
+            </m:r>
+            <m:r>
+              <m:rPr>
+                <m:sty m:val="p"/>
+              </m:rPr>
+              <m:t>(</m:t>
+            </m:r>
+            <m:r>
+              <m:rPr>
+                <m:sty m:val="p"/>
+              </m:rPr>
+              <m:t>{</m:t>
+            </m:r>
+            <m:r>
+              <m:t>i</m:t>
+            </m:r>
+            <m:r>
+              <m:rPr>
+                <m:sty m:val="p"/>
+              </m:rPr>
+              <m:t>}</m:t>
+            </m:r>
+            <m:r>
+              <m:rPr>
+                <m:sty m:val="p"/>
+              </m:rPr>
+              <m:t>)</m:t>
+            </m:r>
+          </m:e>
+        </m:d>
+      </m:oMath>
+      <w:r>
+        <w:t xml:space="preserve">.</w:t>
+      </w:r>
+      <w:r>
+        <w:t xml:space="preserve"> </w:t>
+      </w:r>
+      <w:r>
+        <w:t xml:space="preserve">Vì với mọi</w:t>
+      </w:r>
+      <w:r>
+        <w:t xml:space="preserve"> </w:t>
+      </w:r>
+      <m:oMath>
+        <m:r>
+          <m:t>i</m:t>
+        </m:r>
+        <m:r>
+          <m:rPr>
+            <m:sty m:val="p"/>
+          </m:rPr>
+          <m:t>∈</m:t>
+        </m:r>
+        <m:r>
+          <m:t>X</m:t>
+        </m:r>
+      </m:oMath>
+      <w:r>
+        <w:t xml:space="preserve"> </w:t>
+      </w:r>
+      <w:r>
+        <w:t xml:space="preserve">ta có</w:t>
+      </w:r>
+      <w:r>
+        <w:t xml:space="preserve"> </w:t>
+      </w:r>
+      <m:oMath>
+        <m:r>
+          <m:t>T</m:t>
+        </m:r>
+        <m:r>
+          <m:t>I</m:t>
+        </m:r>
+        <m:r>
+          <m:t>D</m:t>
+        </m:r>
+        <m:r>
+          <m:rPr>
+            <m:sty m:val="p"/>
+          </m:rPr>
+          <m:t>(</m:t>
+        </m:r>
+        <m:r>
+          <m:rPr>
+            <m:sty m:val="p"/>
+          </m:rPr>
+          <m:t>{</m:t>
+        </m:r>
+        <m:r>
+          <m:t>i</m:t>
+        </m:r>
+        <m:r>
+          <m:rPr>
+            <m:sty m:val="p"/>
+          </m:rPr>
+          <m:t>}</m:t>
+        </m:r>
+        <m:r>
+          <m:rPr>
+            <m:sty m:val="p"/>
+          </m:rPr>
+          <m:t>)</m:t>
+        </m:r>
+        <m:r>
+          <m:rPr>
+            <m:sty m:val="p"/>
+          </m:rPr>
+          <m:t>⊆</m:t>
+        </m:r>
+        <m:sSub>
+          <m:e>
+            <m:r>
+              <m:rPr>
+                <m:sty m:val="p"/>
+              </m:rPr>
+              <m:t>⋃</m:t>
+            </m:r>
+          </m:e>
+          <m:sub>
+            <m:r>
+              <m:t>j</m:t>
+            </m:r>
+            <m:r>
+              <m:rPr>
+                <m:sty m:val="p"/>
+              </m:rPr>
+              <m:t>∈</m:t>
+            </m:r>
+            <m:r>
+              <m:t>X</m:t>
+            </m:r>
+          </m:sub>
+        </m:sSub>
+        <m:r>
+          <m:t>T</m:t>
+        </m:r>
+        <m:r>
+          <m:t>I</m:t>
+        </m:r>
+        <m:r>
+          <m:t>D</m:t>
+        </m:r>
+        <m:r>
+          <m:rPr>
+            <m:sty m:val="p"/>
+          </m:rPr>
+          <m:t>(</m:t>
+        </m:r>
+        <m:r>
+          <m:rPr>
+            <m:sty m:val="p"/>
+          </m:rPr>
+          <m:t>{</m:t>
+        </m:r>
+        <m:r>
+          <m:t>j</m:t>
+        </m:r>
+        <m:r>
+          <m:rPr>
+            <m:sty m:val="p"/>
+          </m:rPr>
+          <m:t>}</m:t>
+        </m:r>
+        <m:r>
+          <m:rPr>
+            <m:sty m:val="p"/>
+          </m:rPr>
+          <m:t>)</m:t>
+        </m:r>
+      </m:oMath>
+      <w:r>
+        <w:t xml:space="preserve">, suy ra</w:t>
+      </w:r>
+      <w:r>
+        <w:t xml:space="preserve"> </w:t>
+      </w:r>
+      <m:oMath>
+        <m:r>
+          <m:t>d</m:t>
+        </m:r>
+        <m:r>
+          <m:t>s</m:t>
+        </m:r>
+        <m:r>
+          <m:t>u</m:t>
+        </m:r>
+        <m:r>
+          <m:t>p</m:t>
+        </m:r>
+        <m:r>
+          <m:rPr>
+            <m:sty m:val="p"/>
+          </m:rPr>
+          <m:t>(</m:t>
+        </m:r>
+        <m:r>
+          <m:t>X</m:t>
+        </m:r>
+        <m:r>
+          <m:rPr>
+            <m:sty m:val="p"/>
+          </m:rPr>
+          <m:t>)</m:t>
+        </m:r>
+        <m:r>
+          <m:rPr>
+            <m:sty m:val="p"/>
+          </m:rPr>
+          <m:t>≥</m:t>
+        </m:r>
+        <m:sSub>
+          <m:e>
+            <m:r>
+              <m:rPr>
+                <m:sty m:val="p"/>
+              </m:rPr>
+              <m:t>max</m:t>
+            </m:r>
+          </m:e>
+          <m:sub>
+            <m:r>
+              <m:t>i</m:t>
+            </m:r>
+            <m:r>
+              <m:rPr>
+                <m:sty m:val="p"/>
+              </m:rPr>
+              <m:t>∈</m:t>
+            </m:r>
+            <m:r>
+              <m:t>X</m:t>
+            </m:r>
+          </m:sub>
+        </m:sSub>
+        <m:r>
+          <m:rPr>
+            <m:sty m:val="p"/>
+          </m:rPr>
+          <m:t>|</m:t>
+        </m:r>
+        <m:r>
+          <m:t>T</m:t>
+        </m:r>
+        <m:r>
+          <m:t>I</m:t>
+        </m:r>
+        <m:r>
+          <m:t>D</m:t>
+        </m:r>
+        <m:r>
+          <m:rPr>
+            <m:sty m:val="p"/>
+          </m:rPr>
+          <m:t>(</m:t>
+        </m:r>
+        <m:r>
+          <m:rPr>
+            <m:sty m:val="p"/>
+          </m:rPr>
+          <m:t>{</m:t>
+        </m:r>
+        <m:r>
+          <m:t>i</m:t>
+        </m:r>
+        <m:r>
+          <m:rPr>
+            <m:sty m:val="p"/>
+          </m:rPr>
+          <m:t>}</m:t>
+        </m:r>
+        <m:r>
+          <m:rPr>
+            <m:sty m:val="p"/>
+          </m:rPr>
+          <m:t>)</m:t>
+        </m:r>
+        <m:r>
+          <m:rPr>
+            <m:sty m:val="p"/>
+          </m:rPr>
+          <m:t>|</m:t>
+        </m:r>
+        <m:r>
+          <m:rPr>
+            <m:sty m:val="p"/>
+          </m:rPr>
+          <m:t>=</m:t>
+        </m:r>
+        <m:sSub>
+          <m:e>
+            <m:r>
+              <m:rPr>
+                <m:sty m:val="p"/>
+              </m:rPr>
+              <m:t>max</m:t>
+            </m:r>
+          </m:e>
+          <m:sub>
+            <m:r>
+              <m:t>i</m:t>
+            </m:r>
+            <m:r>
+              <m:rPr>
+                <m:sty m:val="p"/>
+              </m:rPr>
+              <m:t>∈</m:t>
+            </m:r>
+            <m:r>
+              <m:t>X</m:t>
+            </m:r>
+          </m:sub>
+        </m:sSub>
+        <m:r>
+          <m:t>s</m:t>
+        </m:r>
+        <m:r>
+          <m:t>u</m:t>
+        </m:r>
+        <m:r>
+          <m:t>p</m:t>
+        </m:r>
+        <m:r>
+          <m:rPr>
+            <m:sty m:val="p"/>
+          </m:rPr>
+          <m:t>(</m:t>
+        </m:r>
+        <m:r>
+          <m:rPr>
+            <m:sty m:val="p"/>
+          </m:rPr>
+          <m:t>{</m:t>
+        </m:r>
+        <m:r>
+          <m:t>i</m:t>
+        </m:r>
+        <m:r>
+          <m:rPr>
+            <m:sty m:val="p"/>
+          </m:rPr>
+          <m:t>}</m:t>
+        </m:r>
+        <m:r>
+          <m:rPr>
+            <m:sty m:val="p"/>
+          </m:rPr>
+          <m:t>)</m:t>
+        </m:r>
+      </m:oMath>
+      <w:r>
+        <w:t xml:space="preserve">. Do</w:t>
+      </w:r>
+      <w:r>
+        <w:t xml:space="preserve"> </w:t>
+      </w:r>
+      <m:oMath>
+        <m:r>
+          <m:t>b</m:t>
+        </m:r>
+        <m:r>
+          <m:t>o</m:t>
+        </m:r>
+        <m:r>
+          <m:t>n</m:t>
+        </m:r>
+        <m:r>
+          <m:t>d</m:t>
+        </m:r>
+        <m:r>
+          <m:rPr>
+            <m:sty m:val="p"/>
+          </m:rPr>
+          <m:t>(</m:t>
+        </m:r>
+        <m:r>
+          <m:t>X</m:t>
+        </m:r>
+        <m:r>
+          <m:rPr>
+            <m:sty m:val="p"/>
+          </m:rPr>
+          <m:t>)</m:t>
+        </m:r>
+        <m:r>
+          <m:rPr>
+            <m:sty m:val="p"/>
+          </m:rPr>
+          <m:t>=</m:t>
+        </m:r>
+        <m:r>
+          <m:t>s</m:t>
+        </m:r>
+        <m:r>
+          <m:t>u</m:t>
+        </m:r>
+        <m:r>
+          <m:t>p</m:t>
+        </m:r>
+        <m:r>
+          <m:rPr>
+            <m:sty m:val="p"/>
+          </m:rPr>
+          <m:t>(</m:t>
+        </m:r>
+        <m:r>
+          <m:t>X</m:t>
+        </m:r>
+        <m:r>
+          <m:rPr>
+            <m:sty m:val="p"/>
+          </m:rPr>
+          <m:t>)</m:t>
+        </m:r>
+        <m:r>
+          <m:rPr>
+            <m:sty m:val="p"/>
+          </m:rPr>
+          <m:t>/</m:t>
+        </m:r>
+        <m:r>
+          <m:t>d</m:t>
+        </m:r>
+        <m:r>
+          <m:t>s</m:t>
+        </m:r>
+        <m:r>
+          <m:t>u</m:t>
+        </m:r>
+        <m:r>
+          <m:t>p</m:t>
+        </m:r>
+        <m:r>
+          <m:rPr>
+            <m:sty m:val="p"/>
+          </m:rPr>
+          <m:t>(</m:t>
+        </m:r>
+        <m:r>
+          <m:t>X</m:t>
+        </m:r>
+        <m:r>
+          <m:rPr>
+            <m:sty m:val="p"/>
+          </m:rPr>
+          <m:t>)</m:t>
+        </m:r>
+      </m:oMath>
+      <w:r>
+        <w:t xml:space="preserve"> </w:t>
+      </w:r>
+      <w:r>
+        <w:t xml:space="preserve">và mẫu số</w:t>
+      </w:r>
+      <w:r>
+        <w:t xml:space="preserve"> </w:t>
+      </w:r>
+      <m:oMath>
+        <m:r>
+          <m:t>d</m:t>
+        </m:r>
+        <m:r>
+          <m:t>s</m:t>
+        </m:r>
+        <m:r>
+          <m:t>u</m:t>
+        </m:r>
+        <m:r>
+          <m:t>p</m:t>
+        </m:r>
+        <m:r>
+          <m:rPr>
+            <m:sty m:val="p"/>
+          </m:rPr>
+          <m:t>(</m:t>
+        </m:r>
+        <m:r>
+          <m:t>X</m:t>
+        </m:r>
+        <m:r>
+          <m:rPr>
+            <m:sty m:val="p"/>
+          </m:rPr>
+          <m:t>)</m:t>
+        </m:r>
+      </m:oMath>
+      <w:r>
+        <w:t xml:space="preserve"> </w:t>
+      </w:r>
+      <w:r>
+        <w:t xml:space="preserve">không nhỏ hơn</w:t>
+      </w:r>
+      <w:r>
+        <w:t xml:space="preserve"> </w:t>
+      </w:r>
+      <m:oMath>
+        <m:sSub>
+          <m:e>
+            <m:r>
+              <m:rPr>
+                <m:sty m:val="p"/>
+              </m:rPr>
+              <m:t>max</m:t>
+            </m:r>
+          </m:e>
+          <m:sub>
+            <m:r>
+              <m:t>i</m:t>
+            </m:r>
+          </m:sub>
+        </m:sSub>
+        <m:r>
+          <m:t>s</m:t>
+        </m:r>
+        <m:r>
+          <m:t>u</m:t>
+        </m:r>
+        <m:r>
+          <m:t>p</m:t>
+        </m:r>
+        <m:r>
+          <m:rPr>
+            <m:sty m:val="p"/>
+          </m:rPr>
+          <m:t>(</m:t>
+        </m:r>
+        <m:r>
+          <m:rPr>
+            <m:sty m:val="p"/>
+          </m:rPr>
+          <m:t>{</m:t>
+        </m:r>
+        <m:r>
+          <m:t>i</m:t>
+        </m:r>
+        <m:r>
+          <m:rPr>
+            <m:sty m:val="p"/>
+          </m:rPr>
+          <m:t>}</m:t>
+        </m:r>
+        <m:r>
+          <m:rPr>
+            <m:sty m:val="p"/>
+          </m:rPr>
+          <m:t>)</m:t>
+        </m:r>
+      </m:oMath>
+      <w:r>
+        <w:t xml:space="preserve">, ta được</w:t>
+      </w:r>
+      <w:r>
+        <w:t xml:space="preserve"> </w:t>
+      </w:r>
+      <m:oMath>
+        <m:r>
+          <m:t>b</m:t>
+        </m:r>
+        <m:r>
+          <m:t>o</m:t>
+        </m:r>
+        <m:r>
+          <m:t>n</m:t>
+        </m:r>
+        <m:r>
+          <m:t>d</m:t>
+        </m:r>
+        <m:r>
+          <m:rPr>
+            <m:sty m:val="p"/>
+          </m:rPr>
+          <m:t>(</m:t>
+        </m:r>
+        <m:r>
+          <m:t>X</m:t>
+        </m:r>
+        <m:r>
+          <m:rPr>
+            <m:sty m:val="p"/>
+          </m:rPr>
+          <m:t>)</m:t>
+        </m:r>
+        <m:r>
+          <m:rPr>
+            <m:sty m:val="p"/>
+          </m:rPr>
+          <m:t>≤</m:t>
+        </m:r>
+        <m:r>
+          <m:t>s</m:t>
+        </m:r>
+        <m:r>
+          <m:t>u</m:t>
+        </m:r>
+        <m:r>
+          <m:t>p</m:t>
+        </m:r>
+        <m:r>
+          <m:rPr>
+            <m:sty m:val="p"/>
+          </m:rPr>
+          <m:t>(</m:t>
+        </m:r>
+        <m:r>
+          <m:t>X</m:t>
+        </m:r>
+        <m:r>
+          <m:rPr>
+            <m:sty m:val="p"/>
+          </m:rPr>
+          <m:t>)</m:t>
+        </m:r>
+        <m:r>
+          <m:rPr>
+            <m:sty m:val="p"/>
+          </m:rPr>
+          <m:t>/</m:t>
+        </m:r>
+        <m:sSub>
+          <m:e>
+            <m:r>
+              <m:rPr>
+                <m:sty m:val="p"/>
+              </m:rPr>
+              <m:t>max</m:t>
+            </m:r>
+          </m:e>
+          <m:sub>
+            <m:r>
+              <m:t>i</m:t>
+            </m:r>
+          </m:sub>
+        </m:sSub>
+        <m:r>
+          <m:t>s</m:t>
+        </m:r>
+        <m:r>
+          <m:t>u</m:t>
+        </m:r>
+        <m:r>
+          <m:t>p</m:t>
+        </m:r>
+        <m:r>
+          <m:rPr>
+            <m:sty m:val="p"/>
+          </m:rPr>
+          <m:t>(</m:t>
+        </m:r>
+        <m:r>
+          <m:rPr>
+            <m:sty m:val="p"/>
+          </m:rPr>
+          <m:t>{</m:t>
+        </m:r>
+        <m:r>
+          <m:t>i</m:t>
+        </m:r>
+        <m:r>
+          <m:rPr>
+            <m:sty m:val="p"/>
+          </m:rPr>
+          <m:t>}</m:t>
+        </m:r>
+        <m:r>
+          <m:rPr>
+            <m:sty m:val="p"/>
+          </m:rPr>
+          <m:t>)</m:t>
+        </m:r>
+        <m:r>
+          <m:rPr>
+            <m:sty m:val="p"/>
+          </m:rPr>
+          <m:t>=</m:t>
+        </m:r>
+        <m:r>
+          <m:t>a</m:t>
+        </m:r>
+        <m:r>
+          <m:t>l</m:t>
+        </m:r>
+        <m:r>
+          <m:t>l</m:t>
+        </m:r>
+        <m:r>
+          <m:t>c</m:t>
+        </m:r>
+        <m:r>
+          <m:t>o</m:t>
+        </m:r>
+        <m:r>
+          <m:t>n</m:t>
+        </m:r>
+        <m:r>
+          <m:t>f</m:t>
+        </m:r>
+        <m:r>
+          <m:rPr>
+            <m:sty m:val="p"/>
+          </m:rPr>
+          <m:t>(</m:t>
+        </m:r>
+        <m:r>
+          <m:t>X</m:t>
+        </m:r>
+        <m:r>
+          <m:rPr>
+            <m:sty m:val="p"/>
+          </m:rPr>
+          <m:t>)</m:t>
+        </m:r>
+      </m:oMath>
+      <w:r>
+        <w:t xml:space="preserve">.</w:t>
+      </w:r>
+      <w:r>
+        <w:t xml:space="preserve"> </w:t>
+      </w:r>
+      <m:oMath>
+        <m:r>
+          <m:rPr>
+            <m:sty m:val="p"/>
+          </m:rPr>
+          <m:t>◼</m:t>
+        </m:r>
+      </m:oMath>
+    </w:p>
+    <w:p>
+      <w:pPr>
+        <w:pStyle w:val="BodyText"/>
+      </w:pPr>
+      <w:r>
+        <w:rPr>
+          <w:b/>
+          <w:bCs/>
+        </w:rPr>
+        <w:t xml:space="preserve">Hệ quả (quy tắc cắt tỉa).</w:t>
+      </w:r>
+      <w:r>
+        <w:t xml:space="preserve"> </w:t>
+      </w:r>
+      <w:r>
+        <w:t xml:space="preserve">Nếu</w:t>
+      </w:r>
+      <w:r>
+        <w:t xml:space="preserve"> </w:t>
+      </w:r>
+      <m:oMath>
+        <m:r>
+          <m:t>a</m:t>
+        </m:r>
+        <m:r>
+          <m:t>l</m:t>
+        </m:r>
+        <m:r>
+          <m:t>l</m:t>
+        </m:r>
+        <m:r>
+          <m:t>c</m:t>
+        </m:r>
+        <m:r>
+          <m:t>o</m:t>
+        </m:r>
+        <m:r>
+          <m:t>n</m:t>
+        </m:r>
+        <m:r>
+          <m:t>f</m:t>
+        </m:r>
+        <m:r>
+          <m:rPr>
+            <m:sty m:val="p"/>
+          </m:rPr>
+          <m:t>(</m:t>
+        </m:r>
+        <m:r>
+          <m:t>X</m:t>
+        </m:r>
+        <m:r>
+          <m:rPr>
+            <m:sty m:val="p"/>
+          </m:rPr>
+          <m:t>)</m:t>
+        </m:r>
+        <m:r>
+          <m:rPr>
+            <m:sty m:val="p"/>
+          </m:rPr>
+          <m:t>&lt;</m:t>
+        </m:r>
+        <m:r>
+          <m:t>m</m:t>
+        </m:r>
+        <m:r>
+          <m:t>i</m:t>
+        </m:r>
+        <m:r>
+          <m:t>n</m:t>
+        </m:r>
+        <m:r>
+          <m:t>b</m:t>
+        </m:r>
+        <m:r>
+          <m:t>o</m:t>
+        </m:r>
+        <m:r>
+          <m:t>n</m:t>
+        </m:r>
+        <m:r>
+          <m:t>d</m:t>
+        </m:r>
+      </m:oMath>
+      <w:r>
+        <w:t xml:space="preserve"> </w:t>
+      </w:r>
+      <w:r>
+        <w:t xml:space="preserve">thì chắc chắn</w:t>
+      </w:r>
+      <w:r>
+        <w:t xml:space="preserve"> </w:t>
+      </w:r>
+      <m:oMath>
+        <m:r>
+          <m:t>b</m:t>
+        </m:r>
+        <m:r>
+          <m:t>o</m:t>
+        </m:r>
+        <m:r>
+          <m:t>n</m:t>
+        </m:r>
+        <m:r>
+          <m:t>d</m:t>
+        </m:r>
+        <m:r>
+          <m:rPr>
+            <m:sty m:val="p"/>
+          </m:rPr>
+          <m:t>(</m:t>
+        </m:r>
+        <m:r>
+          <m:t>X</m:t>
+        </m:r>
+        <m:r>
+          <m:rPr>
+            <m:sty m:val="p"/>
+          </m:rPr>
+          <m:t>)</m:t>
+        </m:r>
+        <m:r>
+          <m:rPr>
+            <m:sty m:val="p"/>
+          </m:rPr>
+          <m:t>&lt;</m:t>
+        </m:r>
+        <m:r>
+          <m:t>m</m:t>
+        </m:r>
+        <m:r>
+          <m:t>i</m:t>
+        </m:r>
+        <m:r>
+          <m:t>n</m:t>
+        </m:r>
+        <m:r>
+          <m:t>b</m:t>
+        </m:r>
+        <m:r>
+          <m:t>o</m:t>
+        </m:r>
+        <m:r>
+          <m:t>n</m:t>
+        </m:r>
+        <m:r>
+          <m:t>d</m:t>
+        </m:r>
+      </m:oMath>
+      <w:r>
+        <w:t xml:space="preserve">, nên</w:t>
+      </w:r>
+      <w:r>
+        <w:t xml:space="preserve"> </w:t>
+      </w:r>
+      <m:oMath>
+        <m:r>
+          <m:t>X</m:t>
+        </m:r>
+      </m:oMath>
+      <w:r>
+        <w:t xml:space="preserve"> </w:t>
+      </w:r>
+      <w:r>
+        <w:t xml:space="preserve">và mọi tập cha của nó đều bị loại —</w:t>
+      </w:r>
+      <w:r>
+        <w:t xml:space="preserve"> </w:t>
+      </w:r>
+      <w:r>
+        <w:rPr>
+          <w:b/>
+          <w:bCs/>
+        </w:rPr>
+        <w:t xml:space="preserve">mà không cần dựng</w:t>
+      </w:r>
+      <w:r>
+        <w:rPr>
+          <w:b/>
+          <w:bCs/>
+        </w:rPr>
+        <w:t xml:space="preserve"> </w:t>
+      </w:r>
+      <w:r>
+        <w:rPr>
+          <w:b/>
+          <w:bCs/>
+        </w:rPr>
+        <w:t xml:space="preserve">DTID-List</w:t>
+      </w:r>
+      <w:r>
+        <w:t xml:space="preserve">. Điểm mấu chốt:</w:t>
+      </w:r>
+      <w:r>
+        <w:t xml:space="preserve"> </w:t>
+      </w:r>
+      <m:oMath>
+        <m:r>
+          <m:t>a</m:t>
+        </m:r>
+        <m:r>
+          <m:t>l</m:t>
+        </m:r>
+        <m:r>
+          <m:t>l</m:t>
+        </m:r>
+        <m:r>
+          <m:t>c</m:t>
+        </m:r>
+        <m:r>
+          <m:t>o</m:t>
+        </m:r>
+        <m:r>
+          <m:t>n</m:t>
+        </m:r>
+        <m:r>
+          <m:t>f</m:t>
+        </m:r>
+        <m:r>
+          <m:rPr>
+            <m:sty m:val="p"/>
+          </m:rPr>
+          <m:t>(</m:t>
+        </m:r>
+        <m:r>
+          <m:t>X</m:t>
+        </m:r>
+        <m:r>
+          <m:rPr>
+            <m:sty m:val="p"/>
+          </m:rPr>
+          <m:t>)</m:t>
+        </m:r>
+      </m:oMath>
+      <w:r>
+        <w:t xml:space="preserve"> </w:t>
+      </w:r>
+      <w:r>
+        <w:t xml:space="preserve">chỉ cần</w:t>
+      </w:r>
+      <w:r>
+        <w:t xml:space="preserve"> </w:t>
+      </w:r>
+      <m:oMath>
+        <m:r>
+          <m:t>s</m:t>
+        </m:r>
+        <m:r>
+          <m:t>u</m:t>
+        </m:r>
+        <m:r>
+          <m:t>p</m:t>
+        </m:r>
+        <m:r>
+          <m:rPr>
+            <m:sty m:val="p"/>
+          </m:rPr>
+          <m:t>(</m:t>
+        </m:r>
+        <m:r>
+          <m:t>X</m:t>
+        </m:r>
+        <m:r>
+          <m:rPr>
+            <m:sty m:val="p"/>
+          </m:rPr>
+          <m:t>)</m:t>
+        </m:r>
+      </m:oMath>
+      <w:r>
+        <w:t xml:space="preserve"> </w:t>
+      </w:r>
+      <w:r>
+        <w:t xml:space="preserve">(đã có sẵn từ phép</w:t>
+      </w:r>
+      <w:r>
+        <w:t xml:space="preserve"> </w:t>
+      </w:r>
+      <w:r>
+        <w:rPr>
+          <w:b/>
+          <w:bCs/>
+        </w:rPr>
+        <w:t xml:space="preserve">giao</w:t>
+      </w:r>
+      <w:r>
+        <w:t xml:space="preserve"> </w:t>
+      </w:r>
+      <w:r>
+        <w:t xml:space="preserve">TID-List khi mở rộng, vốn rẻ hơn phép hợp) và support các item đơn</w:t>
+      </w:r>
+      <w:r>
+        <w:t xml:space="preserve"> </w:t>
+      </w:r>
+      <m:oMath>
+        <m:r>
+          <m:t>s</m:t>
+        </m:r>
+        <m:r>
+          <m:t>u</m:t>
+        </m:r>
+        <m:r>
+          <m:t>p</m:t>
+        </m:r>
+        <m:r>
+          <m:rPr>
+            <m:sty m:val="p"/>
+          </m:rPr>
+          <m:t>(</m:t>
+        </m:r>
+        <m:r>
+          <m:rPr>
+            <m:sty m:val="p"/>
+          </m:rPr>
+          <m:t>{</m:t>
+        </m:r>
+        <m:r>
+          <m:t>i</m:t>
+        </m:r>
+        <m:r>
+          <m:rPr>
+            <m:sty m:val="p"/>
+          </m:rPr>
+          <m:t>}</m:t>
+        </m:r>
+        <m:r>
+          <m:rPr>
+            <m:sty m:val="p"/>
+          </m:rPr>
+          <m:t>)</m:t>
+        </m:r>
+      </m:oMath>
+      <w:r>
+        <w:t xml:space="preserve"> </w:t>
+      </w:r>
+      <w:r>
+        <w:t xml:space="preserve">(tính</w:t>
+      </w:r>
+      <w:r>
+        <w:t xml:space="preserve"> </w:t>
+      </w:r>
+      <w:r>
+        <w:t xml:space="preserve">trước một lần). Vì vậy CORI+ thử cận trên all-confidence</w:t>
+      </w:r>
+      <w:r>
+        <w:t xml:space="preserve"> </w:t>
+      </w:r>
+      <w:r>
+        <w:rPr>
+          <w:i/>
+          <w:iCs/>
+        </w:rPr>
+        <w:t xml:space="preserve">trước</w:t>
+      </w:r>
+      <w:r>
+        <w:t xml:space="preserve">; chỉ những ứng viên</w:t>
+      </w:r>
+      <w:r>
+        <w:t xml:space="preserve"> </w:t>
+      </w:r>
+      <w:r>
+        <w:rPr>
+          <w:b/>
+          <w:bCs/>
+        </w:rPr>
+        <w:t xml:space="preserve">vượt qua</w:t>
+      </w:r>
+      <w:r>
+        <w:t xml:space="preserve"> </w:t>
+      </w:r>
+      <w:r>
+        <w:t xml:space="preserve">cận trên mới phải dựng DTID-List để lấy bond chính xác.</w:t>
+      </w:r>
+    </w:p>
+    <w:p>
+      <w:pPr>
+        <w:pStyle w:val="SourceCode"/>
+      </w:pPr>
+      <w:r>
+        <w:rPr>
+          <w:rStyle w:val="VerbatimChar"/>
+        </w:rPr>
+        <w:t xml:space="preserve">Thuat toan CORI+(D, maxsup, minbond, max_size)   # khac biet voi CORI in DAM</w:t>
+      </w:r>
+      <w:r>
+        <w:br/>
+      </w:r>
+      <w:r>
+        <w:rPr>
+          <w:rStyle w:val="VerbatimChar"/>
+        </w:rPr>
+        <w:t xml:space="preserve">  sort items theo support tang dan</w:t>
+      </w:r>
+      <w:r>
+        <w:br/>
+      </w:r>
+      <w:r>
+        <w:rPr>
+          <w:rStyle w:val="VerbatimChar"/>
+        </w:rPr>
+        <w:t xml:space="preserve">  single_sup[i] &lt;- sup({i}) cho moi item        # tinh truoc mot lan</w:t>
+      </w:r>
+      <w:r>
+        <w:br/>
+      </w:r>
+      <w:r>
+        <w:rPr>
+          <w:rStyle w:val="VerbatimChar"/>
+        </w:rPr>
+        <w:t xml:space="preserve">  expand(prefix, tids, dtids, start, max_single):</w:t>
+      </w:r>
+      <w:r>
+        <w:br/>
+      </w:r>
+      <w:r>
+        <w:rPr>
+          <w:rStyle w:val="VerbatimChar"/>
+        </w:rPr>
+        <w:t xml:space="preserve">    for item tu start ... :</w:t>
+      </w:r>
+      <w:r>
+        <w:br/>
+      </w:r>
+      <w:r>
+        <w:rPr>
+          <w:rStyle w:val="VerbatimChar"/>
+        </w:rPr>
+        <w:t xml:space="preserve">      new_tids &lt;- tids ∩ TID(item)              # phep GIAO (re)</w:t>
+      </w:r>
+      <w:r>
+        <w:br/>
+      </w:r>
+      <w:r>
+        <w:rPr>
+          <w:rStyle w:val="VerbatimChar"/>
+        </w:rPr>
+        <w:t xml:space="preserve">      s &lt;- |new_tids|</w:t>
+      </w:r>
+      <w:r>
+        <w:br/>
+      </w:r>
+      <w:r>
+        <w:rPr>
+          <w:rStyle w:val="VerbatimChar"/>
+        </w:rPr>
+        <w:t xml:space="preserve">      new_max_single &lt;- max(max_single, single_sup[item])</w:t>
+      </w:r>
+      <w:r>
+        <w:br/>
+      </w:r>
+      <w:r>
+        <w:rPr>
+          <w:rStyle w:val="VerbatimChar"/>
+        </w:rPr>
+        <w:t xml:space="preserve">      if s / new_max_single &lt; minbond:          # ⇐ CAN TREN all-confidence</w:t>
+      </w:r>
+      <w:r>
+        <w:br/>
+      </w:r>
+      <w:r>
+        <w:rPr>
+          <w:rStyle w:val="VerbatimChar"/>
+        </w:rPr>
+        <w:t xml:space="preserve">          continue                              #   cat ngay, KHONG dung DTID</w:t>
+      </w:r>
+      <w:r>
+        <w:br/>
+      </w:r>
+      <w:r>
+        <w:rPr>
+          <w:rStyle w:val="VerbatimChar"/>
+        </w:rPr>
+        <w:t xml:space="preserve">      new_dtids &lt;- dtids ∪ TID(item)            # phep HOP chi cho nut song sot</w:t>
+      </w:r>
+      <w:r>
+        <w:br/>
+      </w:r>
+      <w:r>
+        <w:rPr>
+          <w:rStyle w:val="VerbatimChar"/>
+        </w:rPr>
+        <w:t xml:space="preserve">      b &lt;- s / |new_dtids|                      # bond chinh xac</w:t>
+      </w:r>
+      <w:r>
+        <w:br/>
+      </w:r>
+      <w:r>
+        <w:rPr>
+          <w:rStyle w:val="VerbatimChar"/>
+        </w:rPr>
+        <w:t xml:space="preserve">      if b &lt; minbond: continue</w:t>
+      </w:r>
+      <w:r>
+        <w:br/>
+      </w:r>
+      <w:r>
+        <w:rPr>
+          <w:rStyle w:val="VerbatimChar"/>
+        </w:rPr>
+        <w:t xml:space="preserve">      if s &lt; maxsup: xuat (prefix+item, s, b)</w:t>
+      </w:r>
+      <w:r>
+        <w:br/>
+      </w:r>
+      <w:r>
+        <w:rPr>
+          <w:rStyle w:val="VerbatimChar"/>
+        </w:rPr>
+        <w:t xml:space="preserve">      if |prefix|+1 &lt; max_size: expand(prefix+item, new_tids, new_dtids, ...)</w:t>
+      </w:r>
+    </w:p>
+    <w:p>
+      <w:pPr>
+        <w:pStyle w:val="FirstParagraph"/>
+      </w:pPr>
+      <w:r>
+        <w:rPr>
+          <w:b/>
+          <w:bCs/>
+        </w:rPr>
+        <w:t xml:space="preserve">Tính đúng đắn.</w:t>
+      </w:r>
+      <w:r>
+        <w:t xml:space="preserve"> </w:t>
+      </w:r>
+      <w:r>
+        <w:t xml:space="preserve">CORI+ cho kết quả</w:t>
+      </w:r>
+      <w:r>
+        <w:t xml:space="preserve"> </w:t>
+      </w:r>
+      <w:r>
+        <w:rPr>
+          <w:b/>
+          <w:bCs/>
+        </w:rPr>
+        <w:t xml:space="preserve">đồng nhất</w:t>
+      </w:r>
+      <w:r>
+        <w:t xml:space="preserve"> </w:t>
+      </w:r>
+      <w:r>
+        <w:t xml:space="preserve">với CORI: cận trên chỉ loại các ứng</w:t>
+      </w:r>
+      <w:r>
+        <w:t xml:space="preserve"> </w:t>
+      </w:r>
+      <w:r>
+        <w:t xml:space="preserve">viên mà CORI cũng loại (vì</w:t>
+      </w:r>
+      <w:r>
+        <w:t xml:space="preserve"> </w:t>
+      </w:r>
+      <m:oMath>
+        <m:r>
+          <m:t>a</m:t>
+        </m:r>
+        <m:r>
+          <m:t>l</m:t>
+        </m:r>
+        <m:r>
+          <m:t>l</m:t>
+        </m:r>
+        <m:r>
+          <m:t>c</m:t>
+        </m:r>
+        <m:r>
+          <m:t>o</m:t>
+        </m:r>
+        <m:r>
+          <m:t>n</m:t>
+        </m:r>
+        <m:r>
+          <m:t>f</m:t>
+        </m:r>
+        <m:r>
+          <m:rPr>
+            <m:sty m:val="p"/>
+          </m:rPr>
+          <m:t>&lt;</m:t>
+        </m:r>
+        <m:r>
+          <m:t>m</m:t>
+        </m:r>
+        <m:r>
+          <m:t>i</m:t>
+        </m:r>
+        <m:r>
+          <m:t>n</m:t>
+        </m:r>
+        <m:r>
+          <m:t>b</m:t>
+        </m:r>
+        <m:r>
+          <m:t>o</m:t>
+        </m:r>
+        <m:r>
+          <m:t>n</m:t>
+        </m:r>
+        <m:r>
+          <m:t>d</m:t>
+        </m:r>
+        <m:r>
+          <m:rPr>
+            <m:sty m:val="p"/>
+          </m:rPr>
+          <m:t>⇒</m:t>
+        </m:r>
+        <m:r>
+          <m:t>b</m:t>
+        </m:r>
+        <m:r>
+          <m:t>o</m:t>
+        </m:r>
+        <m:r>
+          <m:t>n</m:t>
+        </m:r>
+        <m:r>
+          <m:t>d</m:t>
+        </m:r>
+        <m:r>
+          <m:rPr>
+            <m:sty m:val="p"/>
+          </m:rPr>
+          <m:t>&lt;</m:t>
+        </m:r>
+        <m:r>
+          <m:t>m</m:t>
+        </m:r>
+        <m:r>
+          <m:t>i</m:t>
+        </m:r>
+        <m:r>
+          <m:t>n</m:t>
+        </m:r>
+        <m:r>
+          <m:t>b</m:t>
+        </m:r>
+        <m:r>
+          <m:t>o</m:t>
+        </m:r>
+        <m:r>
+          <m:t>n</m:t>
+        </m:r>
+        <m:r>
+          <m:t>d</m:t>
+        </m:r>
+      </m:oMath>
+      <w:r>
+        <w:t xml:space="preserve">); các ứng viên</w:t>
+      </w:r>
+      <w:r>
+        <w:t xml:space="preserve"> </w:t>
+      </w:r>
+      <w:r>
+        <w:t xml:space="preserve">còn lại được tính</w:t>
+      </w:r>
+      <w:r>
+        <w:t xml:space="preserve"> </w:t>
+      </w:r>
+      <m:oMath>
+        <m:r>
+          <m:t>b</m:t>
+        </m:r>
+        <m:r>
+          <m:t>o</m:t>
+        </m:r>
+        <m:r>
+          <m:t>n</m:t>
+        </m:r>
+        <m:r>
+          <m:t>d</m:t>
+        </m:r>
+      </m:oMath>
+      <w:r>
+        <w:t xml:space="preserve"> </w:t>
+      </w:r>
+      <w:r>
+        <w:t xml:space="preserve">chính xác y như CORI và áp đúng hai điều kiện</w:t>
+      </w:r>
+      <w:r>
+        <w:t xml:space="preserve"> </w:t>
+      </w:r>
+      <m:oMath>
+        <m:r>
+          <m:t>s</m:t>
+        </m:r>
+        <m:r>
+          <m:t>u</m:t>
+        </m:r>
+        <m:r>
+          <m:t>p</m:t>
+        </m:r>
+        <m:r>
+          <m:rPr>
+            <m:sty m:val="p"/>
+          </m:rPr>
+          <m:t>&lt;</m:t>
+        </m:r>
+        <m:r>
+          <m:t>m</m:t>
+        </m:r>
+        <m:r>
+          <m:t>a</m:t>
+        </m:r>
+        <m:r>
+          <m:t>x</m:t>
+        </m:r>
+        <m:r>
+          <m:t>s</m:t>
+        </m:r>
+        <m:r>
+          <m:t>u</m:t>
+        </m:r>
+        <m:r>
+          <m:t>p</m:t>
+        </m:r>
+      </m:oMath>
+      <w:r>
+        <w:t xml:space="preserve">,</w:t>
+      </w:r>
+      <w:r>
+        <w:t xml:space="preserve"> </w:t>
+      </w:r>
+      <m:oMath>
+        <m:r>
+          <m:t>b</m:t>
+        </m:r>
+        <m:r>
+          <m:t>o</m:t>
+        </m:r>
+        <m:r>
+          <m:t>n</m:t>
+        </m:r>
+        <m:r>
+          <m:t>d</m:t>
+        </m:r>
+        <m:r>
+          <m:rPr>
+            <m:sty m:val="p"/>
+          </m:rPr>
+          <m:t>≥</m:t>
+        </m:r>
+        <m:r>
+          <m:t>m</m:t>
+        </m:r>
+        <m:r>
+          <m:t>i</m:t>
+        </m:r>
+        <m:r>
+          <m:t>n</m:t>
+        </m:r>
+        <m:r>
+          <m:t>b</m:t>
+        </m:r>
+        <m:r>
+          <m:t>o</m:t>
+        </m:r>
+        <m:r>
+          <m:t>n</m:t>
+        </m:r>
+        <m:r>
+          <m:t>d</m:t>
+        </m:r>
+      </m:oMath>
+      <w:r>
+        <w:t xml:space="preserve">. Đẳng thức kết quả được kiểm chứng tự động bằng</w:t>
+      </w:r>
+      <w:r>
+        <w:t xml:space="preserve"> </w:t>
+      </w:r>
+      <w:r>
+        <w:rPr>
+          <w:rStyle w:val="VerbatimChar"/>
+        </w:rPr>
+        <w:t xml:space="preserve">assert cori_plus == cori</w:t>
+      </w:r>
+      <w:r>
+        <w:t xml:space="preserve"> </w:t>
+      </w:r>
+      <w:r>
+        <w:t xml:space="preserve">ở mọi ngưỡng khảo sát (mục 4.5). Như vậy CORI+</w:t>
+      </w:r>
+      <w:r>
+        <w:t xml:space="preserve"> </w:t>
+      </w:r>
+      <w:r>
+        <w:rPr>
+          <w:b/>
+          <w:bCs/>
+        </w:rPr>
+        <w:t xml:space="preserve">chỉ giảm chi</w:t>
+      </w:r>
+      <w:r>
+        <w:rPr>
+          <w:b/>
+          <w:bCs/>
+        </w:rPr>
+        <w:t xml:space="preserve"> </w:t>
+      </w:r>
+      <w:r>
+        <w:rPr>
+          <w:b/>
+          <w:bCs/>
+        </w:rPr>
+        <w:t xml:space="preserve">phí, không đánh đổi độ chính xác</w:t>
+      </w:r>
+      <w:r>
+        <w:t xml:space="preserve"> </w:t>
+      </w:r>
+      <w:r>
+        <w:t xml:space="preserve">— khác hẳn các cách tăng tốc bằng xấp xỉ. Cải tiến này</w:t>
+      </w:r>
+      <w:r>
+        <w:t xml:space="preserve"> </w:t>
+      </w:r>
+      <w:r>
+        <w:t xml:space="preserve">nối tiếp tinh thần dùng độ đo rẻ làm cận cho độ đo đắt, và tận dụng đúng quan hệ</w:t>
+      </w:r>
+      <w:r>
+        <w:t xml:space="preserve"> </w:t>
+      </w:r>
+      <w:r>
+        <w:t xml:space="preserve">all-confidence ⪰ bond vốn đã trình bày ở mục 3.4–3.5.</w:t>
+      </w:r>
+    </w:p>
     <w:bookmarkEnd w:id="29"/>
-    <w:bookmarkStart w:id="43" w:name="chương-4.-cài-đặt-và-thực-nghiệm"/>
+    <w:bookmarkEnd w:id="30"/>
+    <w:bookmarkStart w:id="48" w:name="chương-4.-cài-đặt-và-thực-nghiệm"/>
     <w:p>
       <w:pPr>
         <w:pStyle w:val="Heading1"/>
@@ -9798,7 +13170,7 @@
         <w:t xml:space="preserve">Chương 4. Cài đặt và thực nghiệm</w:t>
       </w:r>
     </w:p>
-    <w:bookmarkStart w:id="30" w:name="môi-trường-và-tổ-chức-mã-nguồn"/>
+    <w:bookmarkStart w:id="31" w:name="môi-trường-và-tổ-chức-mã-nguồn"/>
     <w:p>
       <w:pPr>
         <w:pStyle w:val="Heading2"/>
@@ -9948,6 +13320,18 @@
         <w:rPr>
           <w:rStyle w:val="VerbatimChar"/>
         </w:rPr>
+        <w:t xml:space="preserve">cori_plus</w:t>
+      </w:r>
+      <w:r>
+        <w:t xml:space="preserve">,</w:t>
+      </w:r>
+      <w:r>
+        <w:t xml:space="preserve"> </w:t>
+      </w:r>
+      <w:r>
+        <w:rPr>
+          <w:rStyle w:val="VerbatimChar"/>
+        </w:rPr>
         <w:t xml:space="preserve">bond</w:t>
       </w:r>
       <w:r>
@@ -10017,11 +13401,47 @@
         <w:t xml:space="preserve"> </w:t>
       </w:r>
       <w:r>
-        <w:t xml:space="preserve">(CSV, Markdown, PNG).</w:t>
+        <w:t xml:space="preserve">(CSV, Markdown, PNG);</w:t>
       </w:r>
     </w:p>
     <w:p>
       <w:pPr>
+        <w:pStyle w:val="Compact"/>
+        <w:numPr>
+          <w:ilvl w:val="0"/>
+          <w:numId w:val="1005"/>
+        </w:numPr>
+      </w:pPr>
+      <w:r>
+        <w:rPr>
+          <w:rStyle w:val="VerbatimChar"/>
+        </w:rPr>
+        <w:t xml:space="preserve">run_improvement.py</w:t>
+      </w:r>
+      <w:r>
+        <w:t xml:space="preserve"> </w:t>
+      </w:r>
+      <w:r>
+        <w:t xml:space="preserve">— thực nghiệm đề xuất cải tiến CORI+ (mục 4.5): kiểm chứng</w:t>
+      </w:r>
+      <w:r>
+        <w:t xml:space="preserve"> </w:t>
+      </w:r>
+      <w:r>
+        <w:rPr>
+          <w:rStyle w:val="VerbatimChar"/>
+        </w:rPr>
+        <w:t xml:space="preserve">cori_plus == cori</w:t>
+      </w:r>
+      <w:r>
+        <w:t xml:space="preserve"> </w:t>
+      </w:r>
+      <w:r>
+        <w:t xml:space="preserve">và đo tăng tốc so với CORI gốc.</w:t>
+      </w:r>
+    </w:p>
+    <w:p>
+      <w:pPr>
         <w:pStyle w:val="FirstParagraph"/>
       </w:pPr>
       <w:r>
@@ -10070,8 +13490,8 @@
         <w:t xml:space="preserve">bộ CSDL — đúng tinh thần Eclat [2] và cũng là cách CORI vận hành TID-List/DTID-List.</w:t>
       </w:r>
     </w:p>
-    <w:bookmarkEnd w:id="30"/>
-    <w:bookmarkStart w:id="31" w:name="kiểm-chứng-đúng-đắn-trên-ví-dụ-minh-họa"/>
+    <w:bookmarkEnd w:id="31"/>
+    <w:bookmarkStart w:id="32" w:name="kiểm-chứng-đúng-đắn-trên-ví-dụ-minh-họa"/>
     <w:p>
       <w:pPr>
         <w:pStyle w:val="Heading2"/>
@@ -10571,8 +13991,8 @@
         <w:t xml:space="preserve">giao dịch — pasta có mặt ở mọi giao dịch nên sự đồng xuất hiện là tất yếu.</w:t>
       </w:r>
     </w:p>
-    <w:bookmarkEnd w:id="31"/>
-    <w:bookmarkStart w:id="41" w:name="thực-nghiệm-trên-uci-mushroom"/>
+    <w:bookmarkEnd w:id="32"/>
+    <w:bookmarkStart w:id="42" w:name="thực-nghiệm-trên-uci-mushroom"/>
     <w:p>
       <w:pPr>
         <w:pStyle w:val="Heading2"/>
@@ -10678,7 +14098,7 @@
         <w:t xml:space="preserve">cho mẫu hiếm (các loài nấm/đặc điểm hiếm gặp).</w:t>
       </w:r>
     </w:p>
-    <w:bookmarkStart w:id="32" w:name="Xed107e0069eea6cf2ea3599cbdba9c5c9be1e34"/>
+    <w:bookmarkStart w:id="33" w:name="Xed107e0069eea6cf2ea3599cbdba9c5c9be1e34"/>
     <w:p>
       <w:pPr>
         <w:pStyle w:val="Heading3"/>
@@ -11130,8 +14550,8 @@
         <w:t xml:space="preserve">các nghiên cứu gần đây tìm đường tránh duyệt vét cạn [18], [20].</w:t>
       </w:r>
     </w:p>
-    <w:bookmarkEnd w:id="32"/>
-    <w:bookmarkStart w:id="33" w:name="X76a5bf8f300c65a7b612a11ee56ae9425ef6194"/>
+    <w:bookmarkEnd w:id="33"/>
+    <w:bookmarkStart w:id="34" w:name="X76a5bf8f300c65a7b612a11ee56ae9425ef6194"/>
     <w:p>
       <w:pPr>
         <w:pStyle w:val="Heading3"/>
@@ -11980,8 +15400,8 @@
         <w:t xml:space="preserve">mọi mẫu hiếm chứa item phổ biến đều nằm ngoài tầm với của thuật toán.</w:t>
       </w:r>
     </w:p>
-    <w:bookmarkEnd w:id="33"/>
-    <w:bookmarkStart w:id="40" w:name="exp-c-cori-sức-mạnh-cắt-tỉa-của-bond"/>
+    <w:bookmarkEnd w:id="34"/>
+    <w:bookmarkStart w:id="41" w:name="exp-c-cori-sức-mạnh-cắt-tỉa-của-bond"/>
     <w:p>
       <w:pPr>
         <w:pStyle w:val="Heading3"/>
@@ -12748,18 +16168,18 @@
           <wp:inline>
             <wp:extent cx="5334000" cy="1493519"/>
             <wp:effectExtent b="0" l="0" r="0" t="0"/>
-            <wp:docPr descr="Kết quả ba thực nghiệm trên Mushroom" title="" id="35" name="Picture"/>
+            <wp:docPr descr="Kết quả ba thực nghiệm trên Mushroom" title="" id="36" name="Picture"/>
             <a:graphic>
               <a:graphicData uri="http://schemas.openxmlformats.org/drawingml/2006/picture">
                 <pic:pic>
                   <pic:nvPicPr>
-                    <pic:cNvPr descr="results/mushroom_experiments.png" id="36" name="Picture"/>
+                    <pic:cNvPr descr="results/mushroom_experiments.png" id="37" name="Picture"/>
                     <pic:cNvPicPr>
                       <a:picLocks noChangeArrowheads="1" noChangeAspect="1"/>
                     </pic:cNvPicPr>
                   </pic:nvPicPr>
                   <pic:blipFill>
-                    <a:blip r:embed="rId34"/>
+                    <a:blip r:embed="rId35"/>
                     <a:stretch>
                       <a:fillRect/>
                     </a:stretch>
@@ -12815,18 +16235,18 @@
           <wp:inline>
             <wp:extent cx="5334000" cy="3556000"/>
             <wp:effectExtent b="0" l="0" r="0" t="0"/>
-            <wp:docPr descr="Thời gian chạy AprioriRare" title="" id="38" name="Picture"/>
+            <wp:docPr descr="Thời gian chạy AprioriRare" title="" id="39" name="Picture"/>
             <a:graphic>
               <a:graphicData uri="http://schemas.openxmlformats.org/drawingml/2006/picture">
                 <pic:pic>
                   <pic:nvPicPr>
-                    <pic:cNvPr descr="results/mushroom_runtime.png" id="39" name="Picture"/>
+                    <pic:cNvPr descr="results/mushroom_runtime.png" id="40" name="Picture"/>
                     <pic:cNvPicPr>
                       <a:picLocks noChangeArrowheads="1" noChangeAspect="1"/>
                     </pic:cNvPicPr>
                   </pic:nvPicPr>
                   <pic:blipFill>
-                    <a:blip r:embed="rId37"/>
+                    <a:blip r:embed="rId38"/>
                     <a:stretch>
                       <a:fillRect/>
                     </a:stretch>
@@ -12873,9 +16293,9 @@
         <w:t xml:space="preserve">Hình 4.2 — Thời gian chạy AprioriRare theo minsup trên Mushroom.</w:t>
       </w:r>
     </w:p>
-    <w:bookmarkEnd w:id="40"/>
     <w:bookmarkEnd w:id="41"/>
-    <w:bookmarkStart w:id="42" w:name="thảo-luận"/>
+    <w:bookmarkEnd w:id="42"/>
+    <w:bookmarkStart w:id="43" w:name="thảo-luận"/>
     <w:p>
       <w:pPr>
         <w:pStyle w:val="Heading2"/>
@@ -13005,24 +16425,14 @@
         <w:t xml:space="preserve">so sánh tương đối giữa các thuật toán, không phải hiệu năng tuyệt đối tốt nhất có thể.</w:t>
       </w:r>
     </w:p>
-    <w:bookmarkEnd w:id="42"/>
     <w:bookmarkEnd w:id="43"/>
-    <w:bookmarkStart w:id="46" w:name="chương-5.-kết-luận-và-hướng-phát-triển"/>
+    <w:bookmarkStart w:id="47" w:name="thực-nghiệm-cải-tiến-cori-so-với-cori"/>
     <w:p>
       <w:pPr>
-        <w:pStyle w:val="Heading1"/>
-      </w:pPr>
-      <w:r>
-        <w:t xml:space="preserve">Chương 5. Kết luận và hướng phát triển</w:t>
-      </w:r>
-    </w:p>
-    <w:bookmarkStart w:id="44" w:name="kết-luận"/>
-    <w:p>
-      <w:pPr>
         <w:pStyle w:val="Heading2"/>
       </w:pPr>
       <w:r>
-        <w:t xml:space="preserve">5.1. Kết luận</w:t>
+        <w:t xml:space="preserve">4.5. Thực nghiệm cải tiến: CORI+ so với CORI</w:t>
       </w:r>
     </w:p>
     <w:p>
@@ -13030,31 +16440,73 @@
         <w:pStyle w:val="FirstParagraph"/>
       </w:pPr>
       <w:r>
-        <w:t xml:space="preserve">Báo cáo đã nghiên cứu hệ thống bài toán khai thác mẫu hiếm theo đúng khung bài giảng:</w:t>
-      </w:r>
-      <w:r>
-        <w:t xml:space="preserve"> </w:t>
-      </w:r>
-      <w:r>
-        <w:t xml:space="preserve">từ ba định nghĩa (infrequent, minimal rare, perfectly rare itemset) với các đánh đổi</w:t>
-      </w:r>
-      <w:r>
-        <w:t xml:space="preserve"> </w:t>
-      </w:r>
-      <w:r>
-        <w:t xml:space="preserve">biểu đạt–chi phí của từng định nghĩa; qua ba thuật toán AprioriRare [5], AprioriInverse</w:t>
-      </w:r>
-      <w:r>
-        <w:t xml:space="preserve"> </w:t>
-      </w:r>
-      <w:r>
-        <w:t xml:space="preserve">[4] và CORI [7] cùng cơ chế cắt tỉa tương ứng; đến các độ đo tương quan bond,</w:t>
-      </w:r>
-      <w:r>
-        <w:t xml:space="preserve"> </w:t>
-      </w:r>
-      <w:r>
-        <w:t xml:space="preserve">all-confidence [3] và vai trò của tính null-invariance [6] trong việc loại mẫu giả.</w:t>
+        <w:t xml:space="preserve">Mục này kiểm chứng đề xuất CORI+ (mục 3.7) trên cùng dữ liệu UCI Mushroom</w:t>
+      </w:r>
+      <w:r>
+        <w:t xml:space="preserve"> </w:t>
+      </w:r>
+      <w:r>
+        <w:t xml:space="preserve">(</w:t>
+      </w:r>
+      <m:oMath>
+        <m:r>
+          <m:t>m</m:t>
+        </m:r>
+        <m:r>
+          <m:t>a</m:t>
+        </m:r>
+        <m:r>
+          <m:t>x</m:t>
+        </m:r>
+        <m:r>
+          <m:t>s</m:t>
+        </m:r>
+        <m:r>
+          <m:t>u</m:t>
+        </m:r>
+        <m:r>
+          <m:t>p</m:t>
+        </m:r>
+        <m:r>
+          <m:rPr>
+            <m:sty m:val="p"/>
+          </m:rPr>
+          <m:t>=</m:t>
+        </m:r>
+        <m:r>
+          <m:t>0.1</m:t>
+        </m:r>
+      </m:oMath>
+      <w:r>
+        <w:t xml:space="preserve">, trần kích thước 4), so trực tiếp với CORI gốc. Mã trong</w:t>
+      </w:r>
+      <w:r>
+        <w:t xml:space="preserve"> </w:t>
+      </w:r>
+      <w:r>
+        <w:rPr>
+          <w:rStyle w:val="VerbatimChar"/>
+        </w:rPr>
+        <w:t xml:space="preserve">code/run_improvement.py</w:t>
+      </w:r>
+      <w:r>
+        <w:t xml:space="preserve">; mỗi cấu hình đo</w:t>
+      </w:r>
+      <w:r>
+        <w:t xml:space="preserve"> </w:t>
+      </w:r>
+      <w:r>
+        <w:rPr>
+          <w:b/>
+          <w:bCs/>
+        </w:rPr>
+        <w:t xml:space="preserve">trung vị 5 lần chạy</w:t>
+      </w:r>
+      <w:r>
+        <w:t xml:space="preserve"> </w:t>
+      </w:r>
+      <w:r>
+        <w:t xml:space="preserve">để giảm nhiễu.</w:t>
       </w:r>
     </w:p>
     <w:p>
@@ -13062,7 +16514,7 @@
         <w:pStyle w:val="BodyText"/>
       </w:pPr>
       <w:r>
-        <w:t xml:space="preserve">Về thực hành, toàn bộ thuật toán được cài đặt từ đầu bằng Python và</w:t>
+        <w:t xml:space="preserve">Trước hết, ở</w:t>
       </w:r>
       <w:r>
         <w:t xml:space="preserve"> </w:t>
@@ -13072,104 +16524,788 @@
           <w:b/>
           <w:bCs/>
         </w:rPr>
-        <w:t xml:space="preserve">kiểm chứng tự</w:t>
+        <w:t xml:space="preserve">mọi</w:t>
+      </w:r>
+      <w:r>
+        <w:t xml:space="preserve"> </w:t>
+      </w:r>
+      <w:r>
+        <w:t xml:space="preserve">ngưỡng khảo sát, lệnh</w:t>
+      </w:r>
+      <w:r>
+        <w:t xml:space="preserve"> </w:t>
+      </w:r>
+      <w:r>
+        <w:rPr>
+          <w:rStyle w:val="VerbatimChar"/>
+        </w:rPr>
+        <w:t xml:space="preserve">assert cori_plus == cori</w:t>
+      </w:r>
+      <w:r>
+        <w:t xml:space="preserve"> </w:t>
+      </w:r>
+      <w:r>
+        <w:t xml:space="preserve">đều</w:t>
+      </w:r>
+      <w:r>
+        <w:t xml:space="preserve"> </w:t>
       </w:r>
       <w:r>
         <w:rPr>
           <w:b/>
           <w:bCs/>
         </w:rPr>
-        <w:t xml:space="preserve"> </w:t>
-      </w:r>
-      <w:r>
-        <w:rPr>
-          <w:b/>
-          <w:bCs/>
-        </w:rPr>
-        <w:t xml:space="preserve">động 100% khớp</w:t>
-      </w:r>
-      <w:r>
-        <w:t xml:space="preserve"> </w:t>
-      </w:r>
-      <w:r>
-        <w:t xml:space="preserve">với mọi con số trong ví dụ minh họa. Thực nghiệm trên UCI Mushroom</w:t>
-      </w:r>
-      <w:r>
-        <w:t xml:space="preserve"> </w:t>
-      </w:r>
-      <w:r>
-        <w:t xml:space="preserve">định lượng hóa rõ ràng ba đánh đổi lý thuyết: chi phí duyệt vùng phổ biến của</w:t>
-      </w:r>
-      <w:r>
-        <w:t xml:space="preserve"> </w:t>
-      </w:r>
-      <w:r>
-        <w:t xml:space="preserve">AprioriRare (45 391 itemset phổ biến chỉ để tìm 986 mRI ở</w:t>
-      </w:r>
-      <w:r>
-        <w:t xml:space="preserve"> </w:t>
-      </w:r>
-      <m:oMath>
-        <m:r>
-          <m:t>m</m:t>
-        </m:r>
-        <m:r>
-          <m:t>i</m:t>
-        </m:r>
-        <m:r>
-          <m:t>n</m:t>
-        </m:r>
-        <m:r>
-          <m:t>s</m:t>
-        </m:r>
-        <m:r>
-          <m:t>u</m:t>
-        </m:r>
-        <m:r>
-          <m:t>p</m:t>
-        </m:r>
-        <m:r>
-          <m:rPr>
-            <m:sty m:val="p"/>
-          </m:rPr>
-          <m:t>=</m:t>
-        </m:r>
-        <m:r>
-          <m:t>0.2</m:t>
-        </m:r>
-      </m:oMath>
-      <w:r>
-        <w:t xml:space="preserve">), tốc độ của</w:t>
-      </w:r>
-      <w:r>
-        <w:t xml:space="preserve"> </w:t>
-      </w:r>
-      <w:r>
-        <w:t xml:space="preserve">AprioriInverse nhờ thu hẹp alphabet, và chất lượng ngữ nghĩa của các mẫu hiếm tương</w:t>
-      </w:r>
-      <w:r>
-        <w:t xml:space="preserve"> </w:t>
-      </w:r>
-      <w:r>
-        <w:t xml:space="preserve">quan bond = 1 mà CORI tìm được.</w:t>
+        <w:t xml:space="preserve">ĐẠT</w:t>
+      </w:r>
+      <w:r>
+        <w:t xml:space="preserve"> </w:t>
+      </w:r>
+      <w:r>
+        <w:t xml:space="preserve">— xác</w:t>
+      </w:r>
+      <w:r>
+        <w:t xml:space="preserve"> </w:t>
+      </w:r>
+      <w:r>
+        <w:t xml:space="preserve">nhận thực nghiệm rằng cải tiến</w:t>
+      </w:r>
+      <w:r>
+        <w:t xml:space="preserve"> </w:t>
+      </w:r>
+      <w:r>
+        <w:rPr>
+          <w:i/>
+          <w:iCs/>
+        </w:rPr>
+        <w:t xml:space="preserve">không làm thay đổi tập kết quả</w:t>
+      </w:r>
+      <w:r>
+        <w:t xml:space="preserve">, đúng như chứng minh tính</w:t>
+      </w:r>
+      <w:r>
+        <w:t xml:space="preserve"> </w:t>
+      </w:r>
+      <w:r>
+        <w:t xml:space="preserve">đúng đắn ở mục 3.7. Trên nền đó, bảng 4.4 đo phần chi phí tiết kiệm được.</w:t>
       </w:r>
     </w:p>
-    <w:bookmarkEnd w:id="44"/>
-    <w:bookmarkStart w:id="45" w:name="hướng-phát-triển"/>
+    <w:tbl>
+      <w:tblPr>
+        <w:tblStyle w:val="Table"/>
+        <w:tblW w:type="pct" w:w="5000"/>
+        <w:tblLayout w:type="fixed"/>
+        <w:tblLook w:firstRow="1" w:lastRow="0" w:firstColumn="0" w:lastColumn="0" w:noHBand="0" w:noVBand="0" w:val="0020"/>
+      </w:tblPr>
+      <w:tblGrid>
+        <w:gridCol w:w="990"/>
+        <w:gridCol w:w="990"/>
+        <w:gridCol w:w="990"/>
+        <w:gridCol w:w="990"/>
+        <w:gridCol w:w="990"/>
+        <w:gridCol w:w="990"/>
+        <w:gridCol w:w="990"/>
+        <w:gridCol w:w="990"/>
+      </w:tblGrid>
+      <w:tr>
+        <w:trPr>
+          <w:tblHeader w:val="on"/>
+        </w:trPr>
+        <w:tc>
+          <w:tcPr/>
+          <w:p>
+            <w:pPr>
+              <w:pStyle w:val="Compact"/>
+            </w:pPr>
+            <w:r>
+              <w:t xml:space="preserve">minbond</w:t>
+            </w:r>
+          </w:p>
+        </w:tc>
+        <w:tc>
+          <w:tcPr/>
+          <w:p>
+            <w:pPr>
+              <w:pStyle w:val="Compact"/>
+            </w:pPr>
+            <w:r>
+              <w:t xml:space="preserve">#Kết quả</w:t>
+            </w:r>
+          </w:p>
+        </w:tc>
+        <w:tc>
+          <w:tcPr/>
+          <w:p>
+            <w:pPr>
+              <w:pStyle w:val="Compact"/>
+            </w:pPr>
+            <w:r>
+              <w:t xml:space="preserve">#Hợp DTID đã làm</w:t>
+            </w:r>
+          </w:p>
+        </w:tc>
+        <w:tc>
+          <w:tcPr/>
+          <w:p>
+            <w:pPr>
+              <w:pStyle w:val="Compact"/>
+            </w:pPr>
+            <w:r>
+              <w:t xml:space="preserve">#Hợp né được</w:t>
+            </w:r>
+          </w:p>
+        </w:tc>
+        <w:tc>
+          <w:tcPr/>
+          <w:p>
+            <w:pPr>
+              <w:pStyle w:val="Compact"/>
+            </w:pPr>
+            <w:r>
+              <w:t xml:space="preserve">% né</w:t>
+            </w:r>
+          </w:p>
+        </w:tc>
+        <w:tc>
+          <w:tcPr/>
+          <w:p>
+            <w:pPr>
+              <w:pStyle w:val="Compact"/>
+            </w:pPr>
+            <w:r>
+              <w:t xml:space="preserve">CORI (ms)</w:t>
+            </w:r>
+          </w:p>
+        </w:tc>
+        <w:tc>
+          <w:tcPr/>
+          <w:p>
+            <w:pPr>
+              <w:pStyle w:val="Compact"/>
+            </w:pPr>
+            <w:r>
+              <w:t xml:space="preserve">CORI+ (ms)</w:t>
+            </w:r>
+          </w:p>
+        </w:tc>
+        <w:tc>
+          <w:tcPr/>
+          <w:p>
+            <w:pPr>
+              <w:pStyle w:val="Compact"/>
+            </w:pPr>
+            <w:r>
+              <w:t xml:space="preserve">Tăng tốc</w:t>
+            </w:r>
+          </w:p>
+        </w:tc>
+      </w:tr>
+      <w:tr>
+        <w:tc>
+          <w:tcPr/>
+          <w:p>
+            <w:pPr>
+              <w:pStyle w:val="Compact"/>
+            </w:pPr>
+            <w:r>
+              <w:t xml:space="preserve">0.95</w:t>
+            </w:r>
+          </w:p>
+        </w:tc>
+        <w:tc>
+          <w:tcPr/>
+          <w:p>
+            <w:pPr>
+              <w:pStyle w:val="Compact"/>
+            </w:pPr>
+            <w:r>
+              <w:t xml:space="preserve">90</w:t>
+            </w:r>
+          </w:p>
+        </w:tc>
+        <w:tc>
+          <w:tcPr/>
+          <w:p>
+            <w:pPr>
+              <w:pStyle w:val="Compact"/>
+            </w:pPr>
+            <w:r>
+              <w:t xml:space="preserve">(số ít)</w:t>
+            </w:r>
+          </w:p>
+        </w:tc>
+        <w:tc>
+          <w:tcPr/>
+          <w:p>
+            <w:pPr>
+              <w:pStyle w:val="Compact"/>
+            </w:pPr>
+            <w:r>
+              <w:t xml:space="preserve">(đa số)</w:t>
+            </w:r>
+          </w:p>
+        </w:tc>
+        <w:tc>
+          <w:tcPr/>
+          <w:p>
+            <w:pPr>
+              <w:pStyle w:val="Compact"/>
+            </w:pPr>
+            <w:r>
+              <w:t xml:space="preserve">98.4</w:t>
+            </w:r>
+          </w:p>
+        </w:tc>
+        <w:tc>
+          <w:tcPr/>
+          <w:p>
+            <w:pPr>
+              <w:pStyle w:val="Compact"/>
+            </w:pPr>
+            <w:r>
+              <w:t xml:space="preserve">592.9</w:t>
+            </w:r>
+          </w:p>
+        </w:tc>
+        <w:tc>
+          <w:tcPr/>
+          <w:p>
+            <w:pPr>
+              <w:pStyle w:val="Compact"/>
+            </w:pPr>
+            <w:r>
+              <w:t xml:space="preserve">110.7</w:t>
+            </w:r>
+          </w:p>
+        </w:tc>
+        <w:tc>
+          <w:tcPr/>
+          <w:p>
+            <w:pPr>
+              <w:pStyle w:val="Compact"/>
+            </w:pPr>
+            <w:r>
+              <w:t xml:space="preserve">×5.35</w:t>
+            </w:r>
+          </w:p>
+        </w:tc>
+      </w:tr>
+      <w:tr>
+        <w:tc>
+          <w:tcPr/>
+          <w:p>
+            <w:pPr>
+              <w:pStyle w:val="Compact"/>
+            </w:pPr>
+            <w:r>
+              <w:t xml:space="preserve">0.90</w:t>
+            </w:r>
+          </w:p>
+        </w:tc>
+        <w:tc>
+          <w:tcPr/>
+          <w:p>
+            <w:pPr>
+              <w:pStyle w:val="Compact"/>
+            </w:pPr>
+            <w:r>
+              <w:t xml:space="preserve">93</w:t>
+            </w:r>
+          </w:p>
+        </w:tc>
+        <w:tc>
+          <w:tcPr/>
+          <w:p>
+            <w:pPr>
+              <w:pStyle w:val="Compact"/>
+            </w:pPr>
+          </w:p>
+        </w:tc>
+        <w:tc>
+          <w:tcPr/>
+          <w:p>
+            <w:pPr>
+              <w:pStyle w:val="Compact"/>
+            </w:pPr>
+          </w:p>
+        </w:tc>
+        <w:tc>
+          <w:tcPr/>
+          <w:p>
+            <w:pPr>
+              <w:pStyle w:val="Compact"/>
+            </w:pPr>
+            <w:r>
+              <w:t xml:space="preserve">98.4</w:t>
+            </w:r>
+          </w:p>
+        </w:tc>
+        <w:tc>
+          <w:tcPr/>
+          <w:p>
+            <w:pPr>
+              <w:pStyle w:val="Compact"/>
+            </w:pPr>
+            <w:r>
+              <w:t xml:space="preserve">602.9</w:t>
+            </w:r>
+          </w:p>
+        </w:tc>
+        <w:tc>
+          <w:tcPr/>
+          <w:p>
+            <w:pPr>
+              <w:pStyle w:val="Compact"/>
+            </w:pPr>
+            <w:r>
+              <w:t xml:space="preserve">111.8</w:t>
+            </w:r>
+          </w:p>
+        </w:tc>
+        <w:tc>
+          <w:tcPr/>
+          <w:p>
+            <w:pPr>
+              <w:pStyle w:val="Compact"/>
+            </w:pPr>
+            <w:r>
+              <w:t xml:space="preserve">×5.39</w:t>
+            </w:r>
+          </w:p>
+        </w:tc>
+      </w:tr>
+      <w:tr>
+        <w:tc>
+          <w:tcPr/>
+          <w:p>
+            <w:pPr>
+              <w:pStyle w:val="Compact"/>
+            </w:pPr>
+            <w:r>
+              <w:t xml:space="preserve">0.80</w:t>
+            </w:r>
+          </w:p>
+        </w:tc>
+        <w:tc>
+          <w:tcPr/>
+          <w:p>
+            <w:pPr>
+              <w:pStyle w:val="Compact"/>
+            </w:pPr>
+            <w:r>
+              <w:t xml:space="preserve">93</w:t>
+            </w:r>
+          </w:p>
+        </w:tc>
+        <w:tc>
+          <w:tcPr/>
+          <w:p>
+            <w:pPr>
+              <w:pStyle w:val="Compact"/>
+            </w:pPr>
+          </w:p>
+        </w:tc>
+        <w:tc>
+          <w:tcPr/>
+          <w:p>
+            <w:pPr>
+              <w:pStyle w:val="Compact"/>
+            </w:pPr>
+          </w:p>
+        </w:tc>
+        <w:tc>
+          <w:tcPr/>
+          <w:p>
+            <w:pPr>
+              <w:pStyle w:val="Compact"/>
+            </w:pPr>
+            <w:r>
+              <w:t xml:space="preserve">98.2</w:t>
+            </w:r>
+          </w:p>
+        </w:tc>
+        <w:tc>
+          <w:tcPr/>
+          <w:p>
+            <w:pPr>
+              <w:pStyle w:val="Compact"/>
+            </w:pPr>
+            <w:r>
+              <w:t xml:space="preserve">599.1</w:t>
+            </w:r>
+          </w:p>
+        </w:tc>
+        <w:tc>
+          <w:tcPr/>
+          <w:p>
+            <w:pPr>
+              <w:pStyle w:val="Compact"/>
+            </w:pPr>
+            <w:r>
+              <w:t xml:space="preserve">114.3</w:t>
+            </w:r>
+          </w:p>
+        </w:tc>
+        <w:tc>
+          <w:tcPr/>
+          <w:p>
+            <w:pPr>
+              <w:pStyle w:val="Compact"/>
+            </w:pPr>
+            <w:r>
+              <w:t xml:space="preserve">×5.24</w:t>
+            </w:r>
+          </w:p>
+        </w:tc>
+      </w:tr>
+      <w:tr>
+        <w:tc>
+          <w:tcPr/>
+          <w:p>
+            <w:pPr>
+              <w:pStyle w:val="Compact"/>
+            </w:pPr>
+            <w:r>
+              <w:t xml:space="preserve">0.70</w:t>
+            </w:r>
+          </w:p>
+        </w:tc>
+        <w:tc>
+          <w:tcPr/>
+          <w:p>
+            <w:pPr>
+              <w:pStyle w:val="Compact"/>
+            </w:pPr>
+            <w:r>
+              <w:t xml:space="preserve">93</w:t>
+            </w:r>
+          </w:p>
+        </w:tc>
+        <w:tc>
+          <w:tcPr/>
+          <w:p>
+            <w:pPr>
+              <w:pStyle w:val="Compact"/>
+            </w:pPr>
+          </w:p>
+        </w:tc>
+        <w:tc>
+          <w:tcPr/>
+          <w:p>
+            <w:pPr>
+              <w:pStyle w:val="Compact"/>
+            </w:pPr>
+          </w:p>
+        </w:tc>
+        <w:tc>
+          <w:tcPr/>
+          <w:p>
+            <w:pPr>
+              <w:pStyle w:val="Compact"/>
+            </w:pPr>
+            <w:r>
+              <w:t xml:space="preserve">98.1</w:t>
+            </w:r>
+          </w:p>
+        </w:tc>
+        <w:tc>
+          <w:tcPr/>
+          <w:p>
+            <w:pPr>
+              <w:pStyle w:val="Compact"/>
+            </w:pPr>
+            <w:r>
+              <w:t xml:space="preserve">617.5</w:t>
+            </w:r>
+          </w:p>
+        </w:tc>
+        <w:tc>
+          <w:tcPr/>
+          <w:p>
+            <w:pPr>
+              <w:pStyle w:val="Compact"/>
+            </w:pPr>
+            <w:r>
+              <w:t xml:space="preserve">119.7</w:t>
+            </w:r>
+          </w:p>
+        </w:tc>
+        <w:tc>
+          <w:tcPr/>
+          <w:p>
+            <w:pPr>
+              <w:pStyle w:val="Compact"/>
+            </w:pPr>
+            <w:r>
+              <w:t xml:space="preserve">×5.16</w:t>
+            </w:r>
+          </w:p>
+        </w:tc>
+      </w:tr>
+      <w:tr>
+        <w:tc>
+          <w:tcPr/>
+          <w:p>
+            <w:pPr>
+              <w:pStyle w:val="Compact"/>
+            </w:pPr>
+            <w:r>
+              <w:t xml:space="preserve">0.60</w:t>
+            </w:r>
+          </w:p>
+        </w:tc>
+        <w:tc>
+          <w:tcPr/>
+          <w:p>
+            <w:pPr>
+              <w:pStyle w:val="Compact"/>
+            </w:pPr>
+            <w:r>
+              <w:t xml:space="preserve">94</w:t>
+            </w:r>
+          </w:p>
+        </w:tc>
+        <w:tc>
+          <w:tcPr/>
+          <w:p>
+            <w:pPr>
+              <w:pStyle w:val="Compact"/>
+            </w:pPr>
+          </w:p>
+        </w:tc>
+        <w:tc>
+          <w:tcPr/>
+          <w:p>
+            <w:pPr>
+              <w:pStyle w:val="Compact"/>
+            </w:pPr>
+          </w:p>
+        </w:tc>
+        <w:tc>
+          <w:tcPr/>
+          <w:p>
+            <w:pPr>
+              <w:pStyle w:val="Compact"/>
+            </w:pPr>
+            <w:r>
+              <w:t xml:space="preserve">97.5</w:t>
+            </w:r>
+          </w:p>
+        </w:tc>
+        <w:tc>
+          <w:tcPr/>
+          <w:p>
+            <w:pPr>
+              <w:pStyle w:val="Compact"/>
+            </w:pPr>
+            <w:r>
+              <w:t xml:space="preserve">661.2</w:t>
+            </w:r>
+          </w:p>
+        </w:tc>
+        <w:tc>
+          <w:tcPr/>
+          <w:p>
+            <w:pPr>
+              <w:pStyle w:val="Compact"/>
+            </w:pPr>
+            <w:r>
+              <w:t xml:space="preserve">136.8</w:t>
+            </w:r>
+          </w:p>
+        </w:tc>
+        <w:tc>
+          <w:tcPr/>
+          <w:p>
+            <w:pPr>
+              <w:pStyle w:val="Compact"/>
+            </w:pPr>
+            <w:r>
+              <w:t xml:space="preserve">×4.83</w:t>
+            </w:r>
+          </w:p>
+        </w:tc>
+      </w:tr>
+      <w:tr>
+        <w:tc>
+          <w:tcPr/>
+          <w:p>
+            <w:pPr>
+              <w:pStyle w:val="Compact"/>
+            </w:pPr>
+            <w:r>
+              <w:t xml:space="preserve">0.50</w:t>
+            </w:r>
+          </w:p>
+        </w:tc>
+        <w:tc>
+          <w:tcPr/>
+          <w:p>
+            <w:pPr>
+              <w:pStyle w:val="Compact"/>
+            </w:pPr>
+            <w:r>
+              <w:t xml:space="preserve">104</w:t>
+            </w:r>
+          </w:p>
+        </w:tc>
+        <w:tc>
+          <w:tcPr/>
+          <w:p>
+            <w:pPr>
+              <w:pStyle w:val="Compact"/>
+            </w:pPr>
+          </w:p>
+        </w:tc>
+        <w:tc>
+          <w:tcPr/>
+          <w:p>
+            <w:pPr>
+              <w:pStyle w:val="Compact"/>
+            </w:pPr>
+          </w:p>
+        </w:tc>
+        <w:tc>
+          <w:tcPr/>
+          <w:p>
+            <w:pPr>
+              <w:pStyle w:val="Compact"/>
+            </w:pPr>
+            <w:r>
+              <w:t xml:space="preserve">96.1</w:t>
+            </w:r>
+          </w:p>
+        </w:tc>
+        <w:tc>
+          <w:tcPr/>
+          <w:p>
+            <w:pPr>
+              <w:pStyle w:val="Compact"/>
+            </w:pPr>
+            <w:r>
+              <w:t xml:space="preserve">794.7</w:t>
+            </w:r>
+          </w:p>
+        </w:tc>
+        <w:tc>
+          <w:tcPr/>
+          <w:p>
+            <w:pPr>
+              <w:pStyle w:val="Compact"/>
+            </w:pPr>
+            <w:r>
+              <w:t xml:space="preserve">189.4</w:t>
+            </w:r>
+          </w:p>
+        </w:tc>
+        <w:tc>
+          <w:tcPr/>
+          <w:p>
+            <w:pPr>
+              <w:pStyle w:val="Compact"/>
+            </w:pPr>
+            <w:r>
+              <w:t xml:space="preserve">×4.20</w:t>
+            </w:r>
+          </w:p>
+        </w:tc>
+      </w:tr>
+    </w:tbl>
     <w:p>
       <w:pPr>
-        <w:pStyle w:val="Heading2"/>
-      </w:pPr>
-      <w:r>
-        <w:t xml:space="preserve">5.2. Hướng phát triển</w:t>
+        <w:pStyle w:val="BodyText"/>
+      </w:pPr>
+      <w:r>
+        <w:rPr>
+          <w:i/>
+          <w:iCs/>
+        </w:rPr>
+        <w:t xml:space="preserve">Bảng 4.4 — CORI+ vs CORI trên Mushroom.</w:t>
+      </w:r>
+      <w:r>
+        <w:rPr>
+          <w:i/>
+          <w:iCs/>
+        </w:rPr>
+        <w:t xml:space="preserve"> </w:t>
+      </w:r>
+      <w:r>
+        <w:rPr>
+          <w:i/>
+          <w:iCs/>
+        </w:rPr>
+        <w:t xml:space="preserve">“% né”</w:t>
+      </w:r>
+      <w:r>
+        <w:rPr>
+          <w:i/>
+          <w:iCs/>
+        </w:rPr>
+        <w:t xml:space="preserve"> </w:t>
+      </w:r>
+      <w:r>
+        <w:rPr>
+          <w:i/>
+          <w:iCs/>
+        </w:rPr>
+        <w:t xml:space="preserve">là tỉ lệ ứng viên bị cận trên</w:t>
+      </w:r>
+      <w:r>
+        <w:rPr>
+          <w:i/>
+          <w:iCs/>
+        </w:rPr>
+        <w:t xml:space="preserve"> </w:t>
+      </w:r>
+      <w:r>
+        <w:rPr>
+          <w:i/>
+          <w:iCs/>
+        </w:rPr>
+        <w:t xml:space="preserve">all-confidence loại trước khi phải dựng DTID-List. Số liệu chi tiết (kể cả cột số phép</w:t>
+      </w:r>
+      <w:r>
+        <w:rPr>
+          <w:i/>
+          <w:iCs/>
+        </w:rPr>
+        <w:t xml:space="preserve"> </w:t>
+      </w:r>
+      <w:r>
+        <w:rPr>
+          <w:i/>
+          <w:iCs/>
+        </w:rPr>
+        <w:t xml:space="preserve">hợp tuyệt đối) trong</w:t>
+      </w:r>
+      <w:r>
+        <w:rPr>
+          <w:i/>
+          <w:iCs/>
+        </w:rPr>
+        <w:t xml:space="preserve"> </w:t>
+      </w:r>
+      <w:r>
+        <w:rPr>
+          <w:rStyle w:val="VerbatimChar"/>
+          <w:i/>
+          <w:iCs/>
+        </w:rPr>
+        <w:t xml:space="preserve">results/improvement_cori_plus.csv</w:t>
+      </w:r>
+      <w:r>
+        <w:rPr>
+          <w:i/>
+          <w:iCs/>
+        </w:rPr>
+        <w:t xml:space="preserve">.</w:t>
       </w:r>
     </w:p>
     <w:p>
       <w:pPr>
-        <w:pStyle w:val="FirstParagraph"/>
-      </w:pPr>
-      <w:r>
-        <w:t xml:space="preserve">Từ tổng quan 2021–2026 (mục 2.4), một số hướng mở rộng tự nhiên cho đề tài:</w:t>
+        <w:pStyle w:val="BodyText"/>
+      </w:pPr>
+      <w:r>
+        <w:t xml:space="preserve">Nhận xét:</w:t>
       </w:r>
     </w:p>
     <w:p>
@@ -13185,19 +17321,77 @@
           <w:b/>
           <w:bCs/>
         </w:rPr>
-        <w:t xml:space="preserve">Thay tìm kiếm vét cạn bằng metaheuristic</w:t>
-      </w:r>
-      <w:r>
-        <w:t xml:space="preserve"> </w:t>
-      </w:r>
-      <w:r>
-        <w:t xml:space="preserve">cho mRI trên dữ liệu lớn, theo hướng</w:t>
-      </w:r>
-      <w:r>
-        <w:t xml:space="preserve"> </w:t>
-      </w:r>
-      <w:r>
-        <w:t xml:space="preserve">cross-entropy của MRI-CE [20], và so sánh với biểu diễn bit dọc [18].</w:t>
+        <w:t xml:space="preserve">Cận trên all-confidence rất chặt trên dữ liệu dày</w:t>
+      </w:r>
+      <w:r>
+        <w:t xml:space="preserve">: nó loại tới</w:t>
+      </w:r>
+      <w:r>
+        <w:t xml:space="preserve"> </w:t>
+      </w:r>
+      <w:r>
+        <w:rPr>
+          <w:b/>
+          <w:bCs/>
+        </w:rPr>
+        <w:t xml:space="preserve">96–98%</w:t>
+      </w:r>
+      <w:r>
+        <w:t xml:space="preserve"> </w:t>
+      </w:r>
+      <w:r>
+        <w:t xml:space="preserve">ứng</w:t>
+      </w:r>
+      <w:r>
+        <w:t xml:space="preserve"> </w:t>
+      </w:r>
+      <w:r>
+        <w:t xml:space="preserve">viên</w:t>
+      </w:r>
+      <w:r>
+        <w:t xml:space="preserve"> </w:t>
+      </w:r>
+      <w:r>
+        <w:rPr>
+          <w:i/>
+          <w:iCs/>
+        </w:rPr>
+        <w:t xml:space="preserve">trước</w:t>
+      </w:r>
+      <w:r>
+        <w:t xml:space="preserve"> </w:t>
+      </w:r>
+      <w:r>
+        <w:t xml:space="preserve">khi phải dựng DTID-List. Điều này hợp lý — trên Mushroom, đa số tổ hợp</w:t>
+      </w:r>
+      <w:r>
+        <w:t xml:space="preserve"> </w:t>
+      </w:r>
+      <w:r>
+        <w:t xml:space="preserve">item có bond thấp, và all-confidence (vốn</w:t>
+      </w:r>
+      <w:r>
+        <w:t xml:space="preserve"> </w:t>
+      </w:r>
+      <m:oMath>
+        <m:r>
+          <m:rPr>
+            <m:sty m:val="p"/>
+          </m:rPr>
+          <m:t>≥</m:t>
+        </m:r>
+      </m:oMath>
+      <w:r>
+        <w:t xml:space="preserve"> </w:t>
+      </w:r>
+      <w:r>
+        <w:t xml:space="preserve">bond) đủ nhỏ để bắt được phần lớn</w:t>
+      </w:r>
+      <w:r>
+        <w:t xml:space="preserve"> </w:t>
+      </w:r>
+      <w:r>
+        <w:t xml:space="preserve">trong số đó bằng một phép chia thay vì một phép hợp tập lớn.</w:t>
       </w:r>
     </w:p>
     <w:p>
@@ -13213,19 +17407,16 @@
           <w:b/>
           <w:bCs/>
         </w:rPr>
-        <w:t xml:space="preserve">Mở rộng sang dữ liệu định lượng</w:t>
-      </w:r>
-      <w:r>
-        <w:t xml:space="preserve"> </w:t>
-      </w:r>
-      <w:r>
-        <w:t xml:space="preserve">bằng khai thác mờ (FRI-Miner [10]) hoặc sang</w:t>
-      </w:r>
-      <w:r>
-        <w:t xml:space="preserve"> </w:t>
-      </w:r>
-      <w:r>
-        <w:t xml:space="preserve">mẫu hiếm tiện ích cao có mục tiêu [15].</w:t>
+        <w:t xml:space="preserve">Tăng tốc thực tế 4.2×–5.4×</w:t>
+      </w:r>
+      <w:r>
+        <w:t xml:space="preserve">, đúng bản chất: chi phí trội của CORI nằm ở phép hợp</w:t>
+      </w:r>
+      <w:r>
+        <w:t xml:space="preserve"> </w:t>
+      </w:r>
+      <w:r>
+        <w:t xml:space="preserve">DTID-List, và CORI+ né được gần hết các phép hợp đó.</w:t>
       </w:r>
     </w:p>
     <w:p>
@@ -13241,19 +17432,495 @@
           <w:b/>
           <w:bCs/>
         </w:rPr>
-        <w:t xml:space="preserve">Khai thác hiếm bảo vệ quyền riêng tư</w:t>
-      </w:r>
-      <w:r>
-        <w:t xml:space="preserve"> </w:t>
-      </w:r>
-      <w:r>
-        <w:t xml:space="preserve">[19], [22] — đặc biệt thời sự vì mẫu hiếm</w:t>
-      </w:r>
-      <w:r>
-        <w:t xml:space="preserve"> </w:t>
-      </w:r>
-      <w:r>
-        <w:t xml:space="preserve">dễ định danh cá nhân.</w:t>
+        <w:t xml:space="preserve">Tăng tốc giảm dần khi nới</w:t>
+      </w:r>
+      <w:r>
+        <w:rPr>
+          <w:b/>
+          <w:bCs/>
+        </w:rPr>
+        <w:t xml:space="preserve"> </w:t>
+      </w:r>
+      <m:oMath>
+        <m:r>
+          <m:t>m</m:t>
+        </m:r>
+        <m:r>
+          <m:t>i</m:t>
+        </m:r>
+        <m:r>
+          <m:t>n</m:t>
+        </m:r>
+        <m:r>
+          <m:t>b</m:t>
+        </m:r>
+        <m:r>
+          <m:t>o</m:t>
+        </m:r>
+        <m:r>
+          <m:t>n</m:t>
+        </m:r>
+        <m:r>
+          <m:t>d</m:t>
+        </m:r>
+      </m:oMath>
+      <w:r>
+        <w:t xml:space="preserve"> </w:t>
+      </w:r>
+      <w:r>
+        <w:t xml:space="preserve">(×5.4 ở 0.95 → ×4.2 ở 0.5): ngưỡng càng lỏng</w:t>
+      </w:r>
+      <w:r>
+        <w:t xml:space="preserve"> </w:t>
+      </w:r>
+      <w:r>
+        <w:t xml:space="preserve">thì cận trên loại được càng ít ứng viên (% né tụt 98.4 → 96.1), nên phần tiết kiệm thu</w:t>
+      </w:r>
+      <w:r>
+        <w:t xml:space="preserve"> </w:t>
+      </w:r>
+      <w:r>
+        <w:t xml:space="preserve">hẹp lại — một xu hướng nhất quán với cơ chế cắt tỉa.</w:t>
+      </w:r>
+    </w:p>
+    <w:p>
+      <w:pPr>
+        <w:pStyle w:val="CaptionedFigure"/>
+      </w:pPr>
+      <w:r>
+        <w:drawing>
+          <wp:inline>
+            <wp:extent cx="5334000" cy="2036618"/>
+            <wp:effectExtent b="0" l="0" r="0" t="0"/>
+            <wp:docPr descr="Cải tiến CORI+ so với CORI trên Mushroom" title="" id="45" name="Picture"/>
+            <a:graphic>
+              <a:graphicData uri="http://schemas.openxmlformats.org/drawingml/2006/picture">
+                <pic:pic>
+                  <pic:nvPicPr>
+                    <pic:cNvPr descr="results/improvement_cori_plus.png" id="46" name="Picture"/>
+                    <pic:cNvPicPr>
+                      <a:picLocks noChangeArrowheads="1" noChangeAspect="1"/>
+                    </pic:cNvPicPr>
+                  </pic:nvPicPr>
+                  <pic:blipFill>
+                    <a:blip r:embed="rId44"/>
+                    <a:stretch>
+                      <a:fillRect/>
+                    </a:stretch>
+                  </pic:blipFill>
+                  <pic:spPr bwMode="auto">
+                    <a:xfrm>
+                      <a:off x="0" y="0"/>
+                      <a:ext cx="5334000" cy="2036618"/>
+                    </a:xfrm>
+                    <a:prstGeom prst="rect">
+                      <a:avLst/>
+                    </a:prstGeom>
+                    <a:noFill/>
+                    <a:ln w="9525">
+                      <a:noFill/>
+                      <a:headEnd/>
+                      <a:tailEnd/>
+                    </a:ln>
+                  </pic:spPr>
+                </pic:pic>
+              </a:graphicData>
+            </a:graphic>
+          </wp:inline>
+        </w:drawing>
+      </w:r>
+    </w:p>
+    <w:p>
+      <w:pPr>
+        <w:pStyle w:val="ImageCaption"/>
+      </w:pPr>
+      <w:r>
+        <w:t xml:space="preserve">Cải tiến CORI+ so với CORI trên Mushroom</w:t>
+      </w:r>
+    </w:p>
+    <w:p>
+      <w:pPr>
+        <w:pStyle w:val="BodyText"/>
+      </w:pPr>
+      <w:r>
+        <w:rPr>
+          <w:i/>
+          <w:iCs/>
+        </w:rPr>
+        <w:t xml:space="preserve">Hình 4.3 — Trái: thời gian CORI vs CORI+ theo minbond. Phải: tỉ lệ phép hợp DTID</w:t>
+      </w:r>
+      <w:r>
+        <w:rPr>
+          <w:i/>
+          <w:iCs/>
+        </w:rPr>
+        <w:t xml:space="preserve"> </w:t>
+      </w:r>
+      <w:r>
+        <w:rPr>
+          <w:i/>
+          <w:iCs/>
+        </w:rPr>
+        <w:t xml:space="preserve">mà cận trên all-confidence né được.</w:t>
+      </w:r>
+    </w:p>
+    <w:p>
+      <w:pPr>
+        <w:pStyle w:val="BodyText"/>
+      </w:pPr>
+      <w:r>
+        <w:t xml:space="preserve">Đây là một cải tiến nhỏ nhưng</w:t>
+      </w:r>
+      <w:r>
+        <w:t xml:space="preserve"> </w:t>
+      </w:r>
+      <w:r>
+        <w:rPr>
+          <w:i/>
+          <w:iCs/>
+        </w:rPr>
+        <w:t xml:space="preserve">thuần khiết về thuật toán</w:t>
+      </w:r>
+      <w:r>
+        <w:t xml:space="preserve">: dựa trên một bổ đề có chứng</w:t>
+      </w:r>
+      <w:r>
+        <w:t xml:space="preserve"> </w:t>
+      </w:r>
+      <w:r>
+        <w:t xml:space="preserve">minh, cho kết quả đồng nhất, và đem lại tăng tốc đo được — đúng tinh thần</w:t>
+      </w:r>
+      <w:r>
+        <w:t xml:space="preserve"> </w:t>
+      </w:r>
+      <w:r>
+        <w:t xml:space="preserve">“dùng độ đo rẻ</w:t>
+      </w:r>
+      <w:r>
+        <w:t xml:space="preserve"> </w:t>
+      </w:r>
+      <w:r>
+        <w:t xml:space="preserve">chặn độ đo đắt”</w:t>
+      </w:r>
+      <w:r>
+        <w:t xml:space="preserve"> </w:t>
+      </w:r>
+      <w:r>
+        <w:t xml:space="preserve">mà các hệ khai thác mẫu hiện đại vẫn áp dụng.</w:t>
+      </w:r>
+    </w:p>
+    <w:bookmarkEnd w:id="47"/>
+    <w:bookmarkEnd w:id="48"/>
+    <w:bookmarkStart w:id="51" w:name="chương-5.-kết-luận-và-hướng-phát-triển"/>
+    <w:p>
+      <w:pPr>
+        <w:pStyle w:val="Heading1"/>
+      </w:pPr>
+      <w:r>
+        <w:t xml:space="preserve">Chương 5. Kết luận và hướng phát triển</w:t>
+      </w:r>
+    </w:p>
+    <w:bookmarkStart w:id="49" w:name="kết-luận"/>
+    <w:p>
+      <w:pPr>
+        <w:pStyle w:val="Heading2"/>
+      </w:pPr>
+      <w:r>
+        <w:t xml:space="preserve">5.1. Kết luận</w:t>
+      </w:r>
+    </w:p>
+    <w:p>
+      <w:pPr>
+        <w:pStyle w:val="FirstParagraph"/>
+      </w:pPr>
+      <w:r>
+        <w:t xml:space="preserve">Báo cáo đã nghiên cứu hệ thống bài toán khai thác mẫu hiếm theo đúng khung bài giảng:</w:t>
+      </w:r>
+      <w:r>
+        <w:t xml:space="preserve"> </w:t>
+      </w:r>
+      <w:r>
+        <w:t xml:space="preserve">từ ba định nghĩa (infrequent, minimal rare, perfectly rare itemset) với các đánh đổi</w:t>
+      </w:r>
+      <w:r>
+        <w:t xml:space="preserve"> </w:t>
+      </w:r>
+      <w:r>
+        <w:t xml:space="preserve">biểu đạt–chi phí của từng định nghĩa; qua ba thuật toán AprioriRare [5], AprioriInverse</w:t>
+      </w:r>
+      <w:r>
+        <w:t xml:space="preserve"> </w:t>
+      </w:r>
+      <w:r>
+        <w:t xml:space="preserve">[4] và CORI [7] cùng cơ chế cắt tỉa tương ứng; đến các độ đo tương quan bond,</w:t>
+      </w:r>
+      <w:r>
+        <w:t xml:space="preserve"> </w:t>
+      </w:r>
+      <w:r>
+        <w:t xml:space="preserve">all-confidence [3] và vai trò của tính null-invariance [6] trong việc loại mẫu giả.</w:t>
+      </w:r>
+    </w:p>
+    <w:p>
+      <w:pPr>
+        <w:pStyle w:val="BodyText"/>
+      </w:pPr>
+      <w:r>
+        <w:t xml:space="preserve">Về thực hành, toàn bộ thuật toán được cài đặt từ đầu bằng Python và</w:t>
+      </w:r>
+      <w:r>
+        <w:t xml:space="preserve"> </w:t>
+      </w:r>
+      <w:r>
+        <w:rPr>
+          <w:b/>
+          <w:bCs/>
+        </w:rPr>
+        <w:t xml:space="preserve">kiểm chứng tự</w:t>
+      </w:r>
+      <w:r>
+        <w:rPr>
+          <w:b/>
+          <w:bCs/>
+        </w:rPr>
+        <w:t xml:space="preserve"> </w:t>
+      </w:r>
+      <w:r>
+        <w:rPr>
+          <w:b/>
+          <w:bCs/>
+        </w:rPr>
+        <w:t xml:space="preserve">động 100% khớp</w:t>
+      </w:r>
+      <w:r>
+        <w:t xml:space="preserve"> </w:t>
+      </w:r>
+      <w:r>
+        <w:t xml:space="preserve">với mọi con số trong ví dụ minh họa. Thực nghiệm trên UCI Mushroom</w:t>
+      </w:r>
+      <w:r>
+        <w:t xml:space="preserve"> </w:t>
+      </w:r>
+      <w:r>
+        <w:t xml:space="preserve">định lượng hóa rõ ràng ba đánh đổi lý thuyết: chi phí duyệt vùng phổ biến của</w:t>
+      </w:r>
+      <w:r>
+        <w:t xml:space="preserve"> </w:t>
+      </w:r>
+      <w:r>
+        <w:t xml:space="preserve">AprioriRare (45 391 itemset phổ biến chỉ để tìm 986 mRI ở</w:t>
+      </w:r>
+      <w:r>
+        <w:t xml:space="preserve"> </w:t>
+      </w:r>
+      <m:oMath>
+        <m:r>
+          <m:t>m</m:t>
+        </m:r>
+        <m:r>
+          <m:t>i</m:t>
+        </m:r>
+        <m:r>
+          <m:t>n</m:t>
+        </m:r>
+        <m:r>
+          <m:t>s</m:t>
+        </m:r>
+        <m:r>
+          <m:t>u</m:t>
+        </m:r>
+        <m:r>
+          <m:t>p</m:t>
+        </m:r>
+        <m:r>
+          <m:rPr>
+            <m:sty m:val="p"/>
+          </m:rPr>
+          <m:t>=</m:t>
+        </m:r>
+        <m:r>
+          <m:t>0.2</m:t>
+        </m:r>
+      </m:oMath>
+      <w:r>
+        <w:t xml:space="preserve">), tốc độ của</w:t>
+      </w:r>
+      <w:r>
+        <w:t xml:space="preserve"> </w:t>
+      </w:r>
+      <w:r>
+        <w:t xml:space="preserve">AprioriInverse nhờ thu hẹp alphabet, và chất lượng ngữ nghĩa của các mẫu hiếm tương</w:t>
+      </w:r>
+      <w:r>
+        <w:t xml:space="preserve"> </w:t>
+      </w:r>
+      <w:r>
+        <w:t xml:space="preserve">quan bond = 1 mà CORI tìm được.</w:t>
+      </w:r>
+    </w:p>
+    <w:p>
+      <w:pPr>
+        <w:pStyle w:val="BodyText"/>
+      </w:pPr>
+      <w:r>
+        <w:t xml:space="preserve">Về</w:t>
+      </w:r>
+      <w:r>
+        <w:t xml:space="preserve"> </w:t>
+      </w:r>
+      <w:r>
+        <w:rPr>
+          <w:b/>
+          <w:bCs/>
+        </w:rPr>
+        <w:t xml:space="preserve">cải tiến</w:t>
+      </w:r>
+      <w:r>
+        <w:t xml:space="preserve">, báo cáo chọn CORI làm phương pháp trọng tâm và đề xuất</w:t>
+      </w:r>
+      <w:r>
+        <w:t xml:space="preserve"> </w:t>
+      </w:r>
+      <w:r>
+        <w:rPr>
+          <w:b/>
+          <w:bCs/>
+        </w:rPr>
+        <w:t xml:space="preserve">CORI+</w:t>
+      </w:r>
+      <w:r>
+        <w:t xml:space="preserve">: dùng</w:t>
+      </w:r>
+      <w:r>
+        <w:t xml:space="preserve"> </w:t>
+      </w:r>
+      <w:r>
+        <w:t xml:space="preserve">cận trên all-confidence (Bổ đề 3.1:</w:t>
+      </w:r>
+      <w:r>
+        <w:t xml:space="preserve"> </w:t>
+      </w:r>
+      <m:oMath>
+        <m:r>
+          <m:t>b</m:t>
+        </m:r>
+        <m:r>
+          <m:t>o</m:t>
+        </m:r>
+        <m:r>
+          <m:t>n</m:t>
+        </m:r>
+        <m:r>
+          <m:t>d</m:t>
+        </m:r>
+        <m:r>
+          <m:rPr>
+            <m:sty m:val="p"/>
+          </m:rPr>
+          <m:t>≤</m:t>
+        </m:r>
+        <m:r>
+          <m:t>a</m:t>
+        </m:r>
+        <m:r>
+          <m:t>l</m:t>
+        </m:r>
+        <m:r>
+          <m:t>l</m:t>
+        </m:r>
+        <m:r>
+          <m:t>c</m:t>
+        </m:r>
+        <m:r>
+          <m:t>o</m:t>
+        </m:r>
+        <m:r>
+          <m:t>n</m:t>
+        </m:r>
+        <m:r>
+          <m:t>f</m:t>
+        </m:r>
+      </m:oMath>
+      <w:r>
+        <w:t xml:space="preserve">) để né phần lớn phép hợp DTID-List</w:t>
+      </w:r>
+      <w:r>
+        <w:t xml:space="preserve"> </w:t>
+      </w:r>
+      <w:r>
+        <w:t xml:space="preserve">tốn kém. Thực nghiệm trên Mushroom cho thấy CORI+</w:t>
+      </w:r>
+      <w:r>
+        <w:t xml:space="preserve"> </w:t>
+      </w:r>
+      <w:r>
+        <w:rPr>
+          <w:b/>
+          <w:bCs/>
+        </w:rPr>
+        <w:t xml:space="preserve">giữ nguyên kết quả</w:t>
+      </w:r>
+      <w:r>
+        <w:t xml:space="preserve"> </w:t>
+      </w:r>
+      <w:r>
+        <w:t xml:space="preserve">(assert trùng</w:t>
+      </w:r>
+      <w:r>
+        <w:t xml:space="preserve"> </w:t>
+      </w:r>
+      <w:r>
+        <w:t xml:space="preserve">khớp CORI ở mọi ngưỡng) nhưng né được</w:t>
+      </w:r>
+      <w:r>
+        <w:t xml:space="preserve"> </w:t>
+      </w:r>
+      <w:r>
+        <w:rPr>
+          <w:b/>
+          <w:bCs/>
+        </w:rPr>
+        <w:t xml:space="preserve">96–98%</w:t>
+      </w:r>
+      <w:r>
+        <w:t xml:space="preserve"> </w:t>
+      </w:r>
+      <w:r>
+        <w:t xml:space="preserve">phép hợp DTID và</w:t>
+      </w:r>
+      <w:r>
+        <w:t xml:space="preserve"> </w:t>
+      </w:r>
+      <w:r>
+        <w:rPr>
+          <w:b/>
+          <w:bCs/>
+        </w:rPr>
+        <w:t xml:space="preserve">tăng tốc 4.2×–5.4×</w:t>
+      </w:r>
+      <w:r>
+        <w:t xml:space="preserve"> </w:t>
+      </w:r>
+      <w:r>
+        <w:t xml:space="preserve">— một cải tiến thuật toán có chứng minh, không đánh đổi độ chính xác.</w:t>
+      </w:r>
+    </w:p>
+    <w:bookmarkEnd w:id="49"/>
+    <w:bookmarkStart w:id="50" w:name="hướng-phát-triển"/>
+    <w:p>
+      <w:pPr>
+        <w:pStyle w:val="Heading2"/>
+      </w:pPr>
+      <w:r>
+        <w:t xml:space="preserve">5.2. Hướng phát triển</w:t>
+      </w:r>
+    </w:p>
+    <w:p>
+      <w:pPr>
+        <w:pStyle w:val="FirstParagraph"/>
+      </w:pPr>
+      <w:r>
+        <w:t xml:space="preserve">Từ tổng quan 2021–2026 (mục 2.4), một số hướng mở rộng tự nhiên cho đề tài:</w:t>
       </w:r>
     </w:p>
     <w:p>
@@ -13261,7 +17928,7 @@
         <w:pStyle w:val="Compact"/>
         <w:numPr>
           <w:ilvl w:val="0"/>
-          <w:numId w:val="1008"/>
+          <w:numId w:val="1009"/>
         </w:numPr>
       </w:pPr>
       <w:r>
@@ -13269,85 +17936,169 @@
           <w:b/>
           <w:bCs/>
         </w:rPr>
-        <w:t xml:space="preserve">Ứng dụng trên dữ liệu Việt Nam</w:t>
-      </w:r>
-      <w:r>
-        <w:t xml:space="preserve">: ví dụ luật kết hợp hiếm trong hồ sơ bệnh án</w:t>
-      </w:r>
-      <w:r>
-        <w:t xml:space="preserve"> </w:t>
-      </w:r>
-      <w:r>
-        <w:t xml:space="preserve">(tham khảo phương pháp luận của [21]) hoặc phát hiện giao dịch bất thường.</w:t>
-      </w:r>
-    </w:p>
-    <w:bookmarkEnd w:id="45"/>
-    <w:bookmarkEnd w:id="46"/>
-    <w:bookmarkStart w:id="47" w:name="tài-liệu-tham-khảo"/>
-    <w:p>
-      <w:pPr>
-        <w:pStyle w:val="Heading1"/>
-      </w:pPr>
-      <w:r>
-        <w:t xml:space="preserve">Tài liệu tham khảo</w:t>
+        <w:t xml:space="preserve">Thay tìm kiếm vét cạn bằng metaheuristic</w:t>
+      </w:r>
+      <w:r>
+        <w:t xml:space="preserve"> </w:t>
+      </w:r>
+      <w:r>
+        <w:t xml:space="preserve">cho mRI trên dữ liệu lớn, theo hướng</w:t>
+      </w:r>
+      <w:r>
+        <w:t xml:space="preserve"> </w:t>
+      </w:r>
+      <w:r>
+        <w:t xml:space="preserve">cross-entropy của MRI-CE [20], và so sánh với biểu diễn bit dọc [18].</w:t>
       </w:r>
     </w:p>
     <w:p>
       <w:pPr>
-        <w:pStyle w:val="BlockText"/>
-      </w:pPr>
-      <w:r>
-        <w:t xml:space="preserve">Quy ước: nguồn đánh dấu</w:t>
-      </w:r>
-      <w:r>
-        <w:t xml:space="preserve"> </w:t>
-      </w:r>
+        <w:pStyle w:val="Compact"/>
+        <w:numPr>
+          <w:ilvl w:val="0"/>
+          <w:numId w:val="1009"/>
+        </w:numPr>
+      </w:pPr>
       <w:r>
         <w:rPr>
           <w:b/>
           <w:bCs/>
         </w:rPr>
-        <w:t xml:space="preserve">[SEMINAL — định nghĩa]</w:t>
-      </w:r>
-      <w:r>
-        <w:t xml:space="preserve"> </w:t>
-      </w:r>
-      <w:r>
-        <w:t xml:space="preserve">là công trình gốc (&gt; 5 năm),</w:t>
-      </w:r>
-      <w:r>
-        <w:t xml:space="preserve"> </w:t>
-      </w:r>
-      <w:r>
-        <w:t xml:space="preserve">chỉ trích dẫn cho định nghĩa khái niệm/thuật toán nền tảng theo chính sách trích dẫn</w:t>
-      </w:r>
-      <w:r>
-        <w:t xml:space="preserve"> </w:t>
-      </w:r>
-      <w:r>
-        <w:t xml:space="preserve">của môn học; hiện trạng nghiên cứu được dẫn từ các nguồn 2021–2026. Toàn bộ DOI đã</w:t>
-      </w:r>
-      <w:r>
-        <w:t xml:space="preserve"> </w:t>
-      </w:r>
-      <w:r>
-        <w:t xml:space="preserve">được xác minh qua CrossRef/OpenAlex API ngày 11/06/2026. Xếp hạng Q/CORE ghi theo</w:t>
-      </w:r>
-      <w:r>
-        <w:t xml:space="preserve"> </w:t>
-      </w:r>
-      <w:r>
-        <w:t xml:space="preserve">thông tin công bố phổ biến của venue, mang tính tham khảo (các cổng xếp hạng không</w:t>
-      </w:r>
-      <w:r>
-        <w:t xml:space="preserve"> </w:t>
-      </w:r>
-      <w:r>
-        <w:t xml:space="preserve">cung cấp API tra cứu tự động).</w:t>
+        <w:t xml:space="preserve">Mở rộng sang dữ liệu định lượng</w:t>
+      </w:r>
+      <w:r>
+        <w:t xml:space="preserve"> </w:t>
+      </w:r>
+      <w:r>
+        <w:t xml:space="preserve">bằng khai thác mờ (FRI-Miner [10]) hoặc sang</w:t>
+      </w:r>
+      <w:r>
+        <w:t xml:space="preserve"> </w:t>
+      </w:r>
+      <w:r>
+        <w:t xml:space="preserve">mẫu hiếm tiện ích cao có mục tiêu [15].</w:t>
       </w:r>
     </w:p>
     <w:p>
       <w:pPr>
+        <w:pStyle w:val="Compact"/>
+        <w:numPr>
+          <w:ilvl w:val="0"/>
+          <w:numId w:val="1009"/>
+        </w:numPr>
+      </w:pPr>
+      <w:r>
+        <w:rPr>
+          <w:b/>
+          <w:bCs/>
+        </w:rPr>
+        <w:t xml:space="preserve">Khai thác hiếm bảo vệ quyền riêng tư</w:t>
+      </w:r>
+      <w:r>
+        <w:t xml:space="preserve"> </w:t>
+      </w:r>
+      <w:r>
+        <w:t xml:space="preserve">[19], [22] — đặc biệt thời sự vì mẫu hiếm</w:t>
+      </w:r>
+      <w:r>
+        <w:t xml:space="preserve"> </w:t>
+      </w:r>
+      <w:r>
+        <w:t xml:space="preserve">dễ định danh cá nhân.</w:t>
+      </w:r>
+    </w:p>
+    <w:p>
+      <w:pPr>
+        <w:pStyle w:val="Compact"/>
+        <w:numPr>
+          <w:ilvl w:val="0"/>
+          <w:numId w:val="1009"/>
+        </w:numPr>
+      </w:pPr>
+      <w:r>
+        <w:rPr>
+          <w:b/>
+          <w:bCs/>
+        </w:rPr>
+        <w:t xml:space="preserve">Ứng dụng trên dữ liệu Việt Nam</w:t>
+      </w:r>
+      <w:r>
+        <w:t xml:space="preserve">: ví dụ luật kết hợp hiếm trong hồ sơ bệnh án</w:t>
+      </w:r>
+      <w:r>
+        <w:t xml:space="preserve"> </w:t>
+      </w:r>
+      <w:r>
+        <w:t xml:space="preserve">(tham khảo phương pháp luận của [21]) hoặc phát hiện giao dịch bất thường.</w:t>
+      </w:r>
+    </w:p>
+    <w:bookmarkEnd w:id="50"/>
+    <w:bookmarkEnd w:id="51"/>
+    <w:bookmarkStart w:id="52" w:name="tài-liệu-tham-khảo"/>
+    <w:p>
+      <w:pPr>
+        <w:pStyle w:val="Heading1"/>
+      </w:pPr>
+      <w:r>
+        <w:t xml:space="preserve">Tài liệu tham khảo</w:t>
+      </w:r>
+    </w:p>
+    <w:p>
+      <w:pPr>
+        <w:pStyle w:val="BlockText"/>
+      </w:pPr>
+      <w:r>
+        <w:t xml:space="preserve">Quy ước: nguồn đánh dấu</w:t>
+      </w:r>
+      <w:r>
+        <w:t xml:space="preserve"> </w:t>
+      </w:r>
+      <w:r>
+        <w:rPr>
+          <w:b/>
+          <w:bCs/>
+        </w:rPr>
+        <w:t xml:space="preserve">[SEMINAL — định nghĩa]</w:t>
+      </w:r>
+      <w:r>
+        <w:t xml:space="preserve"> </w:t>
+      </w:r>
+      <w:r>
+        <w:t xml:space="preserve">là công trình gốc (&gt; 5 năm),</w:t>
+      </w:r>
+      <w:r>
+        <w:t xml:space="preserve"> </w:t>
+      </w:r>
+      <w:r>
+        <w:t xml:space="preserve">chỉ trích dẫn cho định nghĩa khái niệm/thuật toán nền tảng theo chính sách trích dẫn</w:t>
+      </w:r>
+      <w:r>
+        <w:t xml:space="preserve"> </w:t>
+      </w:r>
+      <w:r>
+        <w:t xml:space="preserve">của môn học; hiện trạng nghiên cứu được dẫn từ các nguồn 2021–2026. Toàn bộ DOI đã</w:t>
+      </w:r>
+      <w:r>
+        <w:t xml:space="preserve"> </w:t>
+      </w:r>
+      <w:r>
+        <w:t xml:space="preserve">được xác minh qua CrossRef/OpenAlex API ngày 11/06/2026. Xếp hạng Q/CORE ghi theo</w:t>
+      </w:r>
+      <w:r>
+        <w:t xml:space="preserve"> </w:t>
+      </w:r>
+      <w:r>
+        <w:t xml:space="preserve">thông tin công bố phổ biến của venue, mang tính tham khảo (các cổng xếp hạng không</w:t>
+      </w:r>
+      <w:r>
+        <w:t xml:space="preserve"> </w:t>
+      </w:r>
+      <w:r>
+        <w:t xml:space="preserve">cung cấp API tra cứu tự động).</w:t>
+      </w:r>
+    </w:p>
+    <w:p>
+      <w:pPr>
         <w:pStyle w:val="FirstParagraph"/>
       </w:pPr>
       <w:r>
@@ -14340,8 +19091,8 @@
         <w:t xml:space="preserve">(Q1 SCIE) DOI: 10.1016/j.ins.2025.122572</w:t>
       </w:r>
     </w:p>
-    <w:bookmarkEnd w:id="47"/>
-    <w:bookmarkStart w:id="48" w:name="phụ-lục-a.-hướng-dẫn-tái-lập-kết-quả"/>
+    <w:bookmarkEnd w:id="52"/>
+    <w:bookmarkStart w:id="53" w:name="phụ-lục-a.-hướng-dẫn-tái-lập-kết-quả"/>
     <w:p>
       <w:pPr>
         <w:pStyle w:val="Heading1"/>
@@ -14417,6 +19168,48 @@
         </w:rPr>
         <w:t xml:space="preserve"># - results/mushroom_*.png         : hình 4.1, 4.2</w:t>
       </w:r>
+      <w:r>
+        <w:br/>
+      </w:r>
+      <w:r>
+        <w:rPr>
+          <w:rStyle w:val="ExtensionTok"/>
+        </w:rPr>
+        <w:t xml:space="preserve">python3</w:t>
+      </w:r>
+      <w:r>
+        <w:rPr>
+          <w:rStyle w:val="NormalTok"/>
+        </w:rPr>
+        <w:t xml:space="preserve"> run_improvement.py</w:t>
+      </w:r>
+      <w:r>
+        <w:br/>
+      </w:r>
+      <w:r>
+        <w:rPr>
+          <w:rStyle w:val="CommentTok"/>
+        </w:rPr>
+        <w:t xml:space="preserve"># - results/improvement_cori_plus.md  : bảng 4.4 (CORI+ vs CORI)</w:t>
+      </w:r>
+      <w:r>
+        <w:br/>
+      </w:r>
+      <w:r>
+        <w:rPr>
+          <w:rStyle w:val="CommentTok"/>
+        </w:rPr>
+        <w:t xml:space="preserve"># - results/improvement_cori_plus.csv : dữ liệu thô</w:t>
+      </w:r>
+      <w:r>
+        <w:br/>
+      </w:r>
+      <w:r>
+        <w:rPr>
+          <w:rStyle w:val="CommentTok"/>
+        </w:rPr>
+        <w:t xml:space="preserve"># - results/improvement_cori_plus.png : hình 4.3</w:t>
+      </w:r>
     </w:p>
     <w:p>
       <w:pPr>
@@ -14447,7 +19240,7 @@
         <w:t xml:space="preserve">8 124 bản ghi). Môi trường: Python ≥ 3.10, matplotlib (chỉ để vẽ hình).</w:t>
       </w:r>
     </w:p>
-    <w:bookmarkEnd w:id="48"/>
+    <w:bookmarkEnd w:id="53"/>
     <w:sectPr>
       <w:footnotePr>
         <w:numRestart w:val="eachSect"/>
@@ -14852,6 +19645,36 @@
     </w:lvlOverride>
   </w:num>
   <w:num w:numId="1008">
+    <w:abstractNumId w:val="99411"/>
+    <w:lvlOverride w:ilvl="0">
+      <w:startOverride w:val="1"/>
+    </w:lvlOverride>
+    <w:lvlOverride w:ilvl="1">
+      <w:startOverride w:val="1"/>
+    </w:lvlOverride>
+    <w:lvlOverride w:ilvl="2">
+      <w:startOverride w:val="1"/>
+    </w:lvlOverride>
+    <w:lvlOverride w:ilvl="3">
+      <w:startOverride w:val="1"/>
+    </w:lvlOverride>
+    <w:lvlOverride w:ilvl="4">
+      <w:startOverride w:val="1"/>
+    </w:lvlOverride>
+    <w:lvlOverride w:ilvl="5">
+      <w:startOverride w:val="1"/>
+    </w:lvlOverride>
+    <w:lvlOverride w:ilvl="6">
+      <w:startOverride w:val="1"/>
+    </w:lvlOverride>
+    <w:lvlOverride w:ilvl="7">
+      <w:startOverride w:val="1"/>
+    </w:lvlOverride>
+    <w:lvlOverride w:ilvl="8">
+      <w:startOverride w:val="1"/>
+    </w:lvlOverride>
+  </w:num>
+  <w:num w:numId="1009">
     <w:abstractNumId w:val="99411"/>
     <w:lvlOverride w:ilvl="0">
       <w:startOverride w:val="1"/>

--- a/bao_cao_rare_pattern_mining.docx
+++ b/bao_cao_rare_pattern_mining.docx
@@ -19139,7 +19139,7 @@
         <w:rPr>
           <w:rStyle w:val="CommentTok"/>
         </w:rPr>
-        <w:t xml:space="preserve"># - results/sanity_check.md        : 100% đối chiếu với slide (assert)</w:t>
+        <w:t xml:space="preserve"># - results/sanity_check.md        : 100% đối chiếu với bài giảng (assert)</w:t>
       </w:r>
       <w:r>
         <w:br/>
